--- a/pr-preview/pr-121/distributions.docx
+++ b/pr-preview/pr-121/distributions.docx
@@ -15,7 +15,7 @@
         <w:pStyle w:val="Date"/>
       </w:pPr>
       <w:r>
-        <w:t xml:space="preserve">Last modified: 2026-10-13 19:36:14 (PDT)</w:t>
+        <w:t xml:space="preserve">Last modified: 2026-10-13 21:02:02 (PDT)</w:t>
       </w:r>
     </w:p>
     <w:p>

--- a/pr-preview/pr-121/distributions.docx
+++ b/pr-preview/pr-121/distributions.docx
@@ -15,7 +15,7 @@
         <w:pStyle w:val="Date"/>
       </w:pPr>
       <w:r>
-        <w:t xml:space="preserve">Last modified: 2026-10-13 21:02:02 (PDT)</w:t>
+        <w:t xml:space="preserve">Last modified: 2026-10-13 22:26:00 (PDT)</w:t>
       </w:r>
     </w:p>
     <w:p>
@@ -918,7 +918,7 @@
     </w:p>
     <w:bookmarkEnd w:id="17"/>
     <w:bookmarkEnd w:id="18"/>
-    <w:bookmarkStart w:id="63" w:name="sec-poisson-dist"/>
+    <w:bookmarkStart w:id="64" w:name="sec-poisson-dist"/>
     <w:p>
       <w:pPr>
         <w:pStyle w:val="Heading2"/>
@@ -4932,7 +4932,7 @@
           <w:b/>
           <w:bCs/>
         </w:rPr>
-        <w:t xml:space="preserve">Theorem 2 (Properties of the Poisson distribution)</w:t>
+        <w:t xml:space="preserve">Theorem 2 (Mean and variance of the Poisson distribution)</w:t>
       </w:r>
       <w:r>
         <w:t xml:space="preserve"> </w:t>
@@ -5066,819 +5066,6 @@
       <w:r>
         <w:t xml:space="preserve">​</w:t>
       </w:r>
-    </w:p>
-    <w:p>
-      <w:pPr>
-        <w:pStyle w:val="Compact"/>
-        <w:numPr>
-          <w:ilvl w:val="0"/>
-          <w:numId w:val="1003"/>
-        </w:numPr>
-      </w:pPr>
-      <m:oMath>
-        <m:r>
-          <m:rPr>
-            <m:sty m:val="p"/>
-          </m:rPr>
-          <m:t>P</m:t>
-        </m:r>
-        <m:r>
-          <m:rPr>
-            <m:sty m:val="p"/>
-          </m:rPr>
-          <m:t>(</m:t>
-        </m:r>
-        <m:r>
-          <m:t>X</m:t>
-        </m:r>
-        <m:r>
-          <m:rPr>
-            <m:sty m:val="p"/>
-          </m:rPr>
-          <m:t>=</m:t>
-        </m:r>
-        <m:r>
-          <m:t>x</m:t>
-        </m:r>
-        <m:r>
-          <m:rPr>
-            <m:sty m:val="p"/>
-          </m:rPr>
-          <m:t>)</m:t>
-        </m:r>
-        <m:r>
-          <m:rPr>
-            <m:sty m:val="p"/>
-          </m:rPr>
-          <m:t>=</m:t>
-        </m:r>
-        <m:f>
-          <m:fPr>
-            <m:type m:val="bar"/>
-          </m:fPr>
-          <m:num>
-            <m:r>
-              <m:t>μ</m:t>
-            </m:r>
-          </m:num>
-          <m:den>
-            <m:r>
-              <m:t>x</m:t>
-            </m:r>
-          </m:den>
-        </m:f>
-        <m:r>
-          <m:rPr>
-            <m:sty m:val="p"/>
-          </m:rPr>
-          <m:t>P</m:t>
-        </m:r>
-        <m:r>
-          <m:rPr>
-            <m:sty m:val="p"/>
-          </m:rPr>
-          <m:t>(</m:t>
-        </m:r>
-        <m:r>
-          <m:t>X</m:t>
-        </m:r>
-        <m:r>
-          <m:rPr>
-            <m:sty m:val="p"/>
-          </m:rPr>
-          <m:t>=</m:t>
-        </m:r>
-        <m:r>
-          <m:t>x</m:t>
-        </m:r>
-        <m:r>
-          <m:rPr>
-            <m:sty m:val="p"/>
-          </m:rPr>
-          <m:t>−</m:t>
-        </m:r>
-        <m:r>
-          <m:t>1</m:t>
-        </m:r>
-        <m:r>
-          <m:rPr>
-            <m:sty m:val="p"/>
-          </m:rPr>
-          <m:t>)</m:t>
-        </m:r>
-      </m:oMath>
-      <w:r>
-        <w:t xml:space="preserve"> </w:t>
-      </w:r>
-      <w:r>
-        <w:t xml:space="preserve">for</w:t>
-      </w:r>
-      <w:r>
-        <w:t xml:space="preserve"> </w:t>
-      </w:r>
-      <m:oMath>
-        <m:r>
-          <m:t>x</m:t>
-        </m:r>
-        <m:r>
-          <m:rPr>
-            <m:sty m:val="p"/>
-          </m:rPr>
-          <m:t>∈</m:t>
-        </m:r>
-        <m:r>
-          <m:t>​</m:t>
-        </m:r>
-        <m:d>
-          <m:dPr>
-            <m:begChr m:val="{"/>
-            <m:sepChr m:val=""/>
-            <m:endChr m:val="}"/>
-            <m:grow/>
-          </m:dPr>
-          <m:e>
-            <m:r>
-              <m:t>1</m:t>
-            </m:r>
-            <m:r>
-              <m:rPr>
-                <m:sty m:val="p"/>
-              </m:rPr>
-              <m:t>,</m:t>
-            </m:r>
-            <m:r>
-              <m:t>2</m:t>
-            </m:r>
-            <m:r>
-              <m:rPr>
-                <m:sty m:val="p"/>
-              </m:rPr>
-              <m:t>,</m:t>
-            </m:r>
-            <m:r>
-              <m:rPr>
-                <m:sty m:val="p"/>
-              </m:rPr>
-              <m:t>…</m:t>
-            </m:r>
-          </m:e>
-        </m:d>
-        <m:r>
-          <m:t>​</m:t>
-        </m:r>
-      </m:oMath>
-    </w:p>
-    <w:p>
-      <w:pPr>
-        <w:pStyle w:val="Compact"/>
-        <w:numPr>
-          <w:ilvl w:val="0"/>
-          <w:numId w:val="1003"/>
-        </w:numPr>
-      </w:pPr>
-      <w:r>
-        <w:t xml:space="preserve">For</w:t>
-      </w:r>
-      <w:r>
-        <w:t xml:space="preserve"> </w:t>
-      </w:r>
-      <m:oMath>
-        <m:r>
-          <m:t>x</m:t>
-        </m:r>
-        <m:r>
-          <m:rPr>
-            <m:sty m:val="p"/>
-          </m:rPr>
-          <m:t>∈</m:t>
-        </m:r>
-        <m:r>
-          <m:t>​</m:t>
-        </m:r>
-        <m:d>
-          <m:dPr>
-            <m:begChr m:val="{"/>
-            <m:sepChr m:val=""/>
-            <m:endChr m:val="}"/>
-            <m:grow/>
-          </m:dPr>
-          <m:e>
-            <m:r>
-              <m:t>1</m:t>
-            </m:r>
-            <m:r>
-              <m:rPr>
-                <m:sty m:val="p"/>
-              </m:rPr>
-              <m:t>,</m:t>
-            </m:r>
-            <m:r>
-              <m:t>2</m:t>
-            </m:r>
-            <m:r>
-              <m:rPr>
-                <m:sty m:val="p"/>
-              </m:rPr>
-              <m:t>,</m:t>
-            </m:r>
-            <m:r>
-              <m:rPr>
-                <m:sty m:val="p"/>
-              </m:rPr>
-              <m:t>…</m:t>
-            </m:r>
-          </m:e>
-        </m:d>
-        <m:r>
-          <m:t>​</m:t>
-        </m:r>
-      </m:oMath>
-      <w:r>
-        <w:t xml:space="preserve"> </w:t>
-      </w:r>
-      <w:r>
-        <w:t xml:space="preserve">with</w:t>
-      </w:r>
-      <w:r>
-        <w:t xml:space="preserve"> </w:t>
-      </w:r>
-      <m:oMath>
-        <m:r>
-          <m:t>x</m:t>
-        </m:r>
-        <m:r>
-          <m:rPr>
-            <m:sty m:val="p"/>
-          </m:rPr>
-          <m:t>&lt;</m:t>
-        </m:r>
-        <m:r>
-          <m:t>μ</m:t>
-        </m:r>
-      </m:oMath>
-      <w:r>
-        <w:t xml:space="preserve">,</w:t>
-      </w:r>
-      <w:r>
-        <w:t xml:space="preserve"> </w:t>
-      </w:r>
-      <m:oMath>
-        <m:r>
-          <m:rPr>
-            <m:sty m:val="p"/>
-          </m:rPr>
-          <m:t>P</m:t>
-        </m:r>
-        <m:r>
-          <m:rPr>
-            <m:sty m:val="p"/>
-          </m:rPr>
-          <m:t>(</m:t>
-        </m:r>
-        <m:r>
-          <m:t>X</m:t>
-        </m:r>
-        <m:r>
-          <m:rPr>
-            <m:sty m:val="p"/>
-          </m:rPr>
-          <m:t>=</m:t>
-        </m:r>
-        <m:r>
-          <m:t>x</m:t>
-        </m:r>
-        <m:r>
-          <m:rPr>
-            <m:sty m:val="p"/>
-          </m:rPr>
-          <m:t>)</m:t>
-        </m:r>
-        <m:r>
-          <m:rPr>
-            <m:sty m:val="p"/>
-          </m:rPr>
-          <m:t>&gt;</m:t>
-        </m:r>
-        <m:r>
-          <m:rPr>
-            <m:sty m:val="p"/>
-          </m:rPr>
-          <m:t>P</m:t>
-        </m:r>
-        <m:r>
-          <m:rPr>
-            <m:sty m:val="p"/>
-          </m:rPr>
-          <m:t>(</m:t>
-        </m:r>
-        <m:r>
-          <m:t>X</m:t>
-        </m:r>
-        <m:r>
-          <m:rPr>
-            <m:sty m:val="p"/>
-          </m:rPr>
-          <m:t>=</m:t>
-        </m:r>
-        <m:r>
-          <m:t>x</m:t>
-        </m:r>
-        <m:r>
-          <m:rPr>
-            <m:sty m:val="p"/>
-          </m:rPr>
-          <m:t>−</m:t>
-        </m:r>
-        <m:r>
-          <m:t>1</m:t>
-        </m:r>
-        <m:r>
-          <m:rPr>
-            <m:sty m:val="p"/>
-          </m:rPr>
-          <m:t>)</m:t>
-        </m:r>
-      </m:oMath>
-    </w:p>
-    <w:p>
-      <w:pPr>
-        <w:pStyle w:val="Compact"/>
-        <w:numPr>
-          <w:ilvl w:val="0"/>
-          <w:numId w:val="1003"/>
-        </w:numPr>
-      </w:pPr>
-      <w:r>
-        <w:t xml:space="preserve">For</w:t>
-      </w:r>
-      <w:r>
-        <w:t xml:space="preserve"> </w:t>
-      </w:r>
-      <m:oMath>
-        <m:r>
-          <m:t>x</m:t>
-        </m:r>
-        <m:r>
-          <m:rPr>
-            <m:sty m:val="p"/>
-          </m:rPr>
-          <m:t>=</m:t>
-        </m:r>
-        <m:r>
-          <m:t>μ</m:t>
-        </m:r>
-      </m:oMath>
-      <w:r>
-        <w:t xml:space="preserve"> </w:t>
-      </w:r>
-      <w:r>
-        <w:t xml:space="preserve">(possible only when</w:t>
-      </w:r>
-      <w:r>
-        <w:t xml:space="preserve"> </w:t>
-      </w:r>
-      <m:oMath>
-        <m:r>
-          <m:t>μ</m:t>
-        </m:r>
-      </m:oMath>
-      <w:r>
-        <w:t xml:space="preserve"> </w:t>
-      </w:r>
-      <w:r>
-        <w:t xml:space="preserve">is an integer),</w:t>
-      </w:r>
-      <w:r>
-        <w:t xml:space="preserve"> </w:t>
-      </w:r>
-      <m:oMath>
-        <m:r>
-          <m:rPr>
-            <m:sty m:val="p"/>
-          </m:rPr>
-          <m:t>P</m:t>
-        </m:r>
-        <m:r>
-          <m:rPr>
-            <m:sty m:val="p"/>
-          </m:rPr>
-          <m:t>(</m:t>
-        </m:r>
-        <m:r>
-          <m:t>X</m:t>
-        </m:r>
-        <m:r>
-          <m:rPr>
-            <m:sty m:val="p"/>
-          </m:rPr>
-          <m:t>=</m:t>
-        </m:r>
-        <m:r>
-          <m:t>x</m:t>
-        </m:r>
-        <m:r>
-          <m:rPr>
-            <m:sty m:val="p"/>
-          </m:rPr>
-          <m:t>)</m:t>
-        </m:r>
-        <m:r>
-          <m:rPr>
-            <m:sty m:val="p"/>
-          </m:rPr>
-          <m:t>=</m:t>
-        </m:r>
-        <m:r>
-          <m:rPr>
-            <m:sty m:val="p"/>
-          </m:rPr>
-          <m:t>P</m:t>
-        </m:r>
-        <m:r>
-          <m:rPr>
-            <m:sty m:val="p"/>
-          </m:rPr>
-          <m:t>(</m:t>
-        </m:r>
-        <m:r>
-          <m:t>X</m:t>
-        </m:r>
-        <m:r>
-          <m:rPr>
-            <m:sty m:val="p"/>
-          </m:rPr>
-          <m:t>=</m:t>
-        </m:r>
-        <m:r>
-          <m:t>x</m:t>
-        </m:r>
-        <m:r>
-          <m:rPr>
-            <m:sty m:val="p"/>
-          </m:rPr>
-          <m:t>−</m:t>
-        </m:r>
-        <m:r>
-          <m:t>1</m:t>
-        </m:r>
-        <m:r>
-          <m:rPr>
-            <m:sty m:val="p"/>
-          </m:rPr>
-          <m:t>)</m:t>
-        </m:r>
-      </m:oMath>
-    </w:p>
-    <w:p>
-      <w:pPr>
-        <w:pStyle w:val="Compact"/>
-        <w:numPr>
-          <w:ilvl w:val="0"/>
-          <w:numId w:val="1003"/>
-        </w:numPr>
-      </w:pPr>
-      <w:r>
-        <w:t xml:space="preserve">For</w:t>
-      </w:r>
-      <w:r>
-        <w:t xml:space="preserve"> </w:t>
-      </w:r>
-      <m:oMath>
-        <m:r>
-          <m:t>x</m:t>
-        </m:r>
-        <m:r>
-          <m:rPr>
-            <m:sty m:val="p"/>
-          </m:rPr>
-          <m:t>∈</m:t>
-        </m:r>
-        <m:r>
-          <m:t>​</m:t>
-        </m:r>
-        <m:d>
-          <m:dPr>
-            <m:begChr m:val="{"/>
-            <m:sepChr m:val=""/>
-            <m:endChr m:val="}"/>
-            <m:grow/>
-          </m:dPr>
-          <m:e>
-            <m:r>
-              <m:t>1</m:t>
-            </m:r>
-            <m:r>
-              <m:rPr>
-                <m:sty m:val="p"/>
-              </m:rPr>
-              <m:t>,</m:t>
-            </m:r>
-            <m:r>
-              <m:t>2</m:t>
-            </m:r>
-            <m:r>
-              <m:rPr>
-                <m:sty m:val="p"/>
-              </m:rPr>
-              <m:t>,</m:t>
-            </m:r>
-            <m:r>
-              <m:rPr>
-                <m:sty m:val="p"/>
-              </m:rPr>
-              <m:t>…</m:t>
-            </m:r>
-          </m:e>
-        </m:d>
-        <m:r>
-          <m:t>​</m:t>
-        </m:r>
-      </m:oMath>
-      <w:r>
-        <w:t xml:space="preserve"> </w:t>
-      </w:r>
-      <w:r>
-        <w:t xml:space="preserve">with</w:t>
-      </w:r>
-      <w:r>
-        <w:t xml:space="preserve"> </w:t>
-      </w:r>
-      <m:oMath>
-        <m:r>
-          <m:t>x</m:t>
-        </m:r>
-        <m:r>
-          <m:rPr>
-            <m:sty m:val="p"/>
-          </m:rPr>
-          <m:t>&gt;</m:t>
-        </m:r>
-        <m:r>
-          <m:t>μ</m:t>
-        </m:r>
-      </m:oMath>
-      <w:r>
-        <w:t xml:space="preserve">,</w:t>
-      </w:r>
-      <w:r>
-        <w:t xml:space="preserve"> </w:t>
-      </w:r>
-      <m:oMath>
-        <m:r>
-          <m:rPr>
-            <m:sty m:val="p"/>
-          </m:rPr>
-          <m:t>P</m:t>
-        </m:r>
-        <m:r>
-          <m:rPr>
-            <m:sty m:val="p"/>
-          </m:rPr>
-          <m:t>(</m:t>
-        </m:r>
-        <m:r>
-          <m:t>X</m:t>
-        </m:r>
-        <m:r>
-          <m:rPr>
-            <m:sty m:val="p"/>
-          </m:rPr>
-          <m:t>=</m:t>
-        </m:r>
-        <m:r>
-          <m:t>x</m:t>
-        </m:r>
-        <m:r>
-          <m:rPr>
-            <m:sty m:val="p"/>
-          </m:rPr>
-          <m:t>)</m:t>
-        </m:r>
-        <m:r>
-          <m:rPr>
-            <m:sty m:val="p"/>
-          </m:rPr>
-          <m:t>&lt;</m:t>
-        </m:r>
-        <m:r>
-          <m:rPr>
-            <m:sty m:val="p"/>
-          </m:rPr>
-          <m:t>P</m:t>
-        </m:r>
-        <m:r>
-          <m:rPr>
-            <m:sty m:val="p"/>
-          </m:rPr>
-          <m:t>(</m:t>
-        </m:r>
-        <m:r>
-          <m:t>X</m:t>
-        </m:r>
-        <m:r>
-          <m:rPr>
-            <m:sty m:val="p"/>
-          </m:rPr>
-          <m:t>=</m:t>
-        </m:r>
-        <m:r>
-          <m:t>x</m:t>
-        </m:r>
-        <m:r>
-          <m:rPr>
-            <m:sty m:val="p"/>
-          </m:rPr>
-          <m:t>−</m:t>
-        </m:r>
-        <m:r>
-          <m:t>1</m:t>
-        </m:r>
-        <m:r>
-          <m:rPr>
-            <m:sty m:val="p"/>
-          </m:rPr>
-          <m:t>)</m:t>
-        </m:r>
-      </m:oMath>
-    </w:p>
-    <w:p>
-      <w:pPr>
-        <w:pStyle w:val="Compact"/>
-        <w:numPr>
-          <w:ilvl w:val="0"/>
-          <w:numId w:val="1003"/>
-        </w:numPr>
-      </w:pPr>
-      <w:r>
-        <w:t xml:space="preserve">If</w:t>
-      </w:r>
-      <w:r>
-        <w:t xml:space="preserve"> </w:t>
-      </w:r>
-      <m:oMath>
-        <m:r>
-          <m:t>μ</m:t>
-        </m:r>
-      </m:oMath>
-      <w:r>
-        <w:t xml:space="preserve"> </w:t>
-      </w:r>
-      <w:r>
-        <w:t xml:space="preserve">is not an integer,</w:t>
-      </w:r>
-      <w:r>
-        <w:t xml:space="preserve"> </w:t>
-      </w:r>
-      <m:oMath>
-        <m:r>
-          <m:rPr>
-            <m:sty m:val="p"/>
-          </m:rPr>
-          <m:t>arg</m:t>
-        </m:r>
-        <m:sSub>
-          <m:e>
-            <m:r>
-              <m:rPr>
-                <m:sty m:val="p"/>
-              </m:rPr>
-              <m:t>max</m:t>
-            </m:r>
-          </m:e>
-          <m:sub>
-            <m:r>
-              <m:t>x</m:t>
-            </m:r>
-          </m:sub>
-        </m:sSub>
-        <m:r>
-          <m:rPr>
-            <m:sty m:val="p"/>
-          </m:rPr>
-          <m:t>P</m:t>
-        </m:r>
-        <m:r>
-          <m:rPr>
-            <m:sty m:val="p"/>
-          </m:rPr>
-          <m:t>(</m:t>
-        </m:r>
-        <m:r>
-          <m:t>X</m:t>
-        </m:r>
-        <m:r>
-          <m:rPr>
-            <m:sty m:val="p"/>
-          </m:rPr>
-          <m:t>=</m:t>
-        </m:r>
-        <m:r>
-          <m:t>x</m:t>
-        </m:r>
-        <m:r>
-          <m:rPr>
-            <m:sty m:val="p"/>
-          </m:rPr>
-          <m:t>)</m:t>
-        </m:r>
-        <m:r>
-          <m:rPr>
-            <m:sty m:val="p"/>
-          </m:rPr>
-          <m:t>=</m:t>
-        </m:r>
-        <m:r>
-          <m:t>​</m:t>
-        </m:r>
-        <m:d>
-          <m:dPr>
-            <m:begChr m:val="⌊"/>
-            <m:sepChr m:val=""/>
-            <m:endChr m:val="⌋"/>
-            <m:grow/>
-          </m:dPr>
-          <m:e>
-            <m:r>
-              <m:t>μ</m:t>
-            </m:r>
-          </m:e>
-        </m:d>
-        <m:r>
-          <m:t>​</m:t>
-        </m:r>
-      </m:oMath>
-      <w:r>
-        <w:t xml:space="preserve">;</w:t>
-      </w:r>
-      <w:r>
-        <w:t xml:space="preserve"> </w:t>
-      </w:r>
-      <w:r>
-        <w:t xml:space="preserve">if</w:t>
-      </w:r>
-      <w:r>
-        <w:t xml:space="preserve"> </w:t>
-      </w:r>
-      <m:oMath>
-        <m:r>
-          <m:t>μ</m:t>
-        </m:r>
-      </m:oMath>
-      <w:r>
-        <w:t xml:space="preserve"> </w:t>
-      </w:r>
-      <w:r>
-        <w:t xml:space="preserve">is an integer, the maximum is attained at both</w:t>
-      </w:r>
-      <w:r>
-        <w:t xml:space="preserve"> </w:t>
-      </w:r>
-      <m:oMath>
-        <m:r>
-          <m:t>x</m:t>
-        </m:r>
-        <m:r>
-          <m:rPr>
-            <m:sty m:val="p"/>
-          </m:rPr>
-          <m:t>=</m:t>
-        </m:r>
-        <m:r>
-          <m:t>μ</m:t>
-        </m:r>
-        <m:r>
-          <m:rPr>
-            <m:sty m:val="p"/>
-          </m:rPr>
-          <m:t>−</m:t>
-        </m:r>
-        <m:r>
-          <m:t>1</m:t>
-        </m:r>
-      </m:oMath>
-      <w:r>
-        <w:t xml:space="preserve"> </w:t>
-      </w:r>
-      <w:r>
-        <w:t xml:space="preserve">and</w:t>
-      </w:r>
-      <w:r>
-        <w:t xml:space="preserve"> </w:t>
-      </w:r>
-      <m:oMath>
-        <m:r>
-          <m:t>x</m:t>
-        </m:r>
-        <m:r>
-          <m:rPr>
-            <m:sty m:val="p"/>
-          </m:rPr>
-          <m:t>=</m:t>
-        </m:r>
-        <m:r>
-          <m:t>μ</m:t>
-        </m:r>
-      </m:oMath>
     </w:p>
     <w:bookmarkEnd w:id="35"/>
     <w:p>
@@ -8327,6 +7514,926 @@
         <w:pStyle w:val="FirstParagraph"/>
       </w:pPr>
       <w:r>
+        <w:t xml:space="preserve">See also</w:t>
+      </w:r>
+      <w:r>
+        <w:t xml:space="preserve"> </w:t>
+      </w:r>
+      <w:hyperlink r:id="rId38">
+        <w:r>
+          <w:rPr>
+            <w:rStyle w:val="Hyperlink"/>
+          </w:rPr>
+          <w:t xml:space="preserve">https://statproofbook.github.io/P/poiss-mean</w:t>
+        </w:r>
+      </w:hyperlink>
+      <w:r>
+        <w:t xml:space="preserve"> </w:t>
+      </w:r>
+      <w:r>
+        <w:t xml:space="preserve">and</w:t>
+      </w:r>
+      <w:r>
+        <w:t xml:space="preserve"> </w:t>
+      </w:r>
+      <w:hyperlink r:id="rId39">
+        <w:r>
+          <w:rPr>
+            <w:rStyle w:val="Hyperlink"/>
+          </w:rPr>
+          <w:t xml:space="preserve">https://statproofbook.github.io/P/poiss-var</w:t>
+        </w:r>
+      </w:hyperlink>
+      <w:r>
+        <w:t xml:space="preserve">.</w:t>
+      </w:r>
+    </w:p>
+    <w:bookmarkStart w:id="40" w:name="thm-poisson-mode"/>
+    <w:p>
+      <w:pPr>
+        <w:pStyle w:val="BodyText"/>
+      </w:pPr>
+      <w:r>
+        <w:rPr>
+          <w:b/>
+          <w:bCs/>
+        </w:rPr>
+        <w:t xml:space="preserve">Theorem 3 (Ratio of consecutive Poisson probabilities, and the mode)</w:t>
+      </w:r>
+      <w:r>
+        <w:t xml:space="preserve"> </w:t>
+      </w:r>
+      <w:r>
+        <w:t xml:space="preserve">If</w:t>
+      </w:r>
+      <w:r>
+        <w:t xml:space="preserve"> </w:t>
+      </w:r>
+      <m:oMath>
+        <m:r>
+          <m:t>X</m:t>
+        </m:r>
+        <m:r>
+          <m:rPr>
+            <m:sty m:val="p"/>
+          </m:rPr>
+          <m:t>∼</m:t>
+        </m:r>
+        <m:r>
+          <m:rPr>
+            <m:sty m:val="p"/>
+          </m:rPr>
+          <m:t>Pois</m:t>
+        </m:r>
+        <m:r>
+          <m:rPr>
+            <m:sty m:val="p"/>
+          </m:rPr>
+          <m:t>(</m:t>
+        </m:r>
+        <m:r>
+          <m:t>μ</m:t>
+        </m:r>
+        <m:r>
+          <m:rPr>
+            <m:sty m:val="p"/>
+          </m:rPr>
+          <m:t>)</m:t>
+        </m:r>
+      </m:oMath>
+      <w:r>
+        <w:t xml:space="preserve">, then:</w:t>
+      </w:r>
+    </w:p>
+    <w:p>
+      <w:pPr>
+        <w:pStyle w:val="Compact"/>
+        <w:numPr>
+          <w:ilvl w:val="0"/>
+          <w:numId w:val="1004"/>
+        </w:numPr>
+      </w:pPr>
+      <m:oMath>
+        <m:r>
+          <m:rPr>
+            <m:sty m:val="p"/>
+          </m:rPr>
+          <m:t>P</m:t>
+        </m:r>
+        <m:r>
+          <m:rPr>
+            <m:sty m:val="p"/>
+          </m:rPr>
+          <m:t>(</m:t>
+        </m:r>
+        <m:r>
+          <m:t>X</m:t>
+        </m:r>
+        <m:r>
+          <m:rPr>
+            <m:sty m:val="p"/>
+          </m:rPr>
+          <m:t>=</m:t>
+        </m:r>
+        <m:r>
+          <m:t>x</m:t>
+        </m:r>
+        <m:r>
+          <m:rPr>
+            <m:sty m:val="p"/>
+          </m:rPr>
+          <m:t>)</m:t>
+        </m:r>
+        <m:r>
+          <m:rPr>
+            <m:sty m:val="p"/>
+          </m:rPr>
+          <m:t>=</m:t>
+        </m:r>
+        <m:f>
+          <m:fPr>
+            <m:type m:val="bar"/>
+          </m:fPr>
+          <m:num>
+            <m:r>
+              <m:t>μ</m:t>
+            </m:r>
+          </m:num>
+          <m:den>
+            <m:r>
+              <m:t>x</m:t>
+            </m:r>
+          </m:den>
+        </m:f>
+        <m:r>
+          <m:rPr>
+            <m:sty m:val="p"/>
+          </m:rPr>
+          <m:t>P</m:t>
+        </m:r>
+        <m:r>
+          <m:rPr>
+            <m:sty m:val="p"/>
+          </m:rPr>
+          <m:t>(</m:t>
+        </m:r>
+        <m:r>
+          <m:t>X</m:t>
+        </m:r>
+        <m:r>
+          <m:rPr>
+            <m:sty m:val="p"/>
+          </m:rPr>
+          <m:t>=</m:t>
+        </m:r>
+        <m:r>
+          <m:t>x</m:t>
+        </m:r>
+        <m:r>
+          <m:rPr>
+            <m:sty m:val="p"/>
+          </m:rPr>
+          <m:t>−</m:t>
+        </m:r>
+        <m:r>
+          <m:t>1</m:t>
+        </m:r>
+        <m:r>
+          <m:rPr>
+            <m:sty m:val="p"/>
+          </m:rPr>
+          <m:t>)</m:t>
+        </m:r>
+      </m:oMath>
+      <w:r>
+        <w:t xml:space="preserve"> </w:t>
+      </w:r>
+      <w:r>
+        <w:t xml:space="preserve">for</w:t>
+      </w:r>
+      <w:r>
+        <w:t xml:space="preserve"> </w:t>
+      </w:r>
+      <m:oMath>
+        <m:r>
+          <m:t>x</m:t>
+        </m:r>
+        <m:r>
+          <m:rPr>
+            <m:sty m:val="p"/>
+          </m:rPr>
+          <m:t>∈</m:t>
+        </m:r>
+        <m:r>
+          <m:t>​</m:t>
+        </m:r>
+        <m:d>
+          <m:dPr>
+            <m:begChr m:val="{"/>
+            <m:sepChr m:val=""/>
+            <m:endChr m:val="}"/>
+            <m:grow/>
+          </m:dPr>
+          <m:e>
+            <m:r>
+              <m:t>1</m:t>
+            </m:r>
+            <m:r>
+              <m:rPr>
+                <m:sty m:val="p"/>
+              </m:rPr>
+              <m:t>,</m:t>
+            </m:r>
+            <m:r>
+              <m:t>2</m:t>
+            </m:r>
+            <m:r>
+              <m:rPr>
+                <m:sty m:val="p"/>
+              </m:rPr>
+              <m:t>,</m:t>
+            </m:r>
+            <m:r>
+              <m:rPr>
+                <m:sty m:val="p"/>
+              </m:rPr>
+              <m:t>…</m:t>
+            </m:r>
+          </m:e>
+        </m:d>
+        <m:r>
+          <m:t>​</m:t>
+        </m:r>
+      </m:oMath>
+    </w:p>
+    <w:p>
+      <w:pPr>
+        <w:pStyle w:val="Compact"/>
+        <w:numPr>
+          <w:ilvl w:val="0"/>
+          <w:numId w:val="1004"/>
+        </w:numPr>
+      </w:pPr>
+      <w:r>
+        <w:t xml:space="preserve">For</w:t>
+      </w:r>
+      <w:r>
+        <w:t xml:space="preserve"> </w:t>
+      </w:r>
+      <m:oMath>
+        <m:r>
+          <m:t>x</m:t>
+        </m:r>
+        <m:r>
+          <m:rPr>
+            <m:sty m:val="p"/>
+          </m:rPr>
+          <m:t>∈</m:t>
+        </m:r>
+        <m:r>
+          <m:t>​</m:t>
+        </m:r>
+        <m:d>
+          <m:dPr>
+            <m:begChr m:val="{"/>
+            <m:sepChr m:val=""/>
+            <m:endChr m:val="}"/>
+            <m:grow/>
+          </m:dPr>
+          <m:e>
+            <m:r>
+              <m:t>1</m:t>
+            </m:r>
+            <m:r>
+              <m:rPr>
+                <m:sty m:val="p"/>
+              </m:rPr>
+              <m:t>,</m:t>
+            </m:r>
+            <m:r>
+              <m:t>2</m:t>
+            </m:r>
+            <m:r>
+              <m:rPr>
+                <m:sty m:val="p"/>
+              </m:rPr>
+              <m:t>,</m:t>
+            </m:r>
+            <m:r>
+              <m:rPr>
+                <m:sty m:val="p"/>
+              </m:rPr>
+              <m:t>…</m:t>
+            </m:r>
+          </m:e>
+        </m:d>
+        <m:r>
+          <m:t>​</m:t>
+        </m:r>
+      </m:oMath>
+      <w:r>
+        <w:t xml:space="preserve"> </w:t>
+      </w:r>
+      <w:r>
+        <w:t xml:space="preserve">with</w:t>
+      </w:r>
+      <w:r>
+        <w:t xml:space="preserve"> </w:t>
+      </w:r>
+      <m:oMath>
+        <m:r>
+          <m:t>x</m:t>
+        </m:r>
+        <m:r>
+          <m:rPr>
+            <m:sty m:val="p"/>
+          </m:rPr>
+          <m:t>&lt;</m:t>
+        </m:r>
+        <m:r>
+          <m:t>μ</m:t>
+        </m:r>
+      </m:oMath>
+      <w:r>
+        <w:t xml:space="preserve">,</w:t>
+      </w:r>
+      <w:r>
+        <w:t xml:space="preserve"> </w:t>
+      </w:r>
+      <m:oMath>
+        <m:r>
+          <m:rPr>
+            <m:sty m:val="p"/>
+          </m:rPr>
+          <m:t>P</m:t>
+        </m:r>
+        <m:r>
+          <m:rPr>
+            <m:sty m:val="p"/>
+          </m:rPr>
+          <m:t>(</m:t>
+        </m:r>
+        <m:r>
+          <m:t>X</m:t>
+        </m:r>
+        <m:r>
+          <m:rPr>
+            <m:sty m:val="p"/>
+          </m:rPr>
+          <m:t>=</m:t>
+        </m:r>
+        <m:r>
+          <m:t>x</m:t>
+        </m:r>
+        <m:r>
+          <m:rPr>
+            <m:sty m:val="p"/>
+          </m:rPr>
+          <m:t>)</m:t>
+        </m:r>
+        <m:r>
+          <m:rPr>
+            <m:sty m:val="p"/>
+          </m:rPr>
+          <m:t>&gt;</m:t>
+        </m:r>
+        <m:r>
+          <m:rPr>
+            <m:sty m:val="p"/>
+          </m:rPr>
+          <m:t>P</m:t>
+        </m:r>
+        <m:r>
+          <m:rPr>
+            <m:sty m:val="p"/>
+          </m:rPr>
+          <m:t>(</m:t>
+        </m:r>
+        <m:r>
+          <m:t>X</m:t>
+        </m:r>
+        <m:r>
+          <m:rPr>
+            <m:sty m:val="p"/>
+          </m:rPr>
+          <m:t>=</m:t>
+        </m:r>
+        <m:r>
+          <m:t>x</m:t>
+        </m:r>
+        <m:r>
+          <m:rPr>
+            <m:sty m:val="p"/>
+          </m:rPr>
+          <m:t>−</m:t>
+        </m:r>
+        <m:r>
+          <m:t>1</m:t>
+        </m:r>
+        <m:r>
+          <m:rPr>
+            <m:sty m:val="p"/>
+          </m:rPr>
+          <m:t>)</m:t>
+        </m:r>
+      </m:oMath>
+    </w:p>
+    <w:p>
+      <w:pPr>
+        <w:pStyle w:val="Compact"/>
+        <w:numPr>
+          <w:ilvl w:val="0"/>
+          <w:numId w:val="1004"/>
+        </w:numPr>
+      </w:pPr>
+      <w:r>
+        <w:t xml:space="preserve">For</w:t>
+      </w:r>
+      <w:r>
+        <w:t xml:space="preserve"> </w:t>
+      </w:r>
+      <m:oMath>
+        <m:r>
+          <m:t>x</m:t>
+        </m:r>
+        <m:r>
+          <m:rPr>
+            <m:sty m:val="p"/>
+          </m:rPr>
+          <m:t>=</m:t>
+        </m:r>
+        <m:r>
+          <m:t>μ</m:t>
+        </m:r>
+      </m:oMath>
+      <w:r>
+        <w:t xml:space="preserve"> </w:t>
+      </w:r>
+      <w:r>
+        <w:t xml:space="preserve">(possible only when</w:t>
+      </w:r>
+      <w:r>
+        <w:t xml:space="preserve"> </w:t>
+      </w:r>
+      <m:oMath>
+        <m:r>
+          <m:t>μ</m:t>
+        </m:r>
+      </m:oMath>
+      <w:r>
+        <w:t xml:space="preserve"> </w:t>
+      </w:r>
+      <w:r>
+        <w:t xml:space="preserve">is an integer),</w:t>
+      </w:r>
+      <w:r>
+        <w:t xml:space="preserve"> </w:t>
+      </w:r>
+      <m:oMath>
+        <m:r>
+          <m:rPr>
+            <m:sty m:val="p"/>
+          </m:rPr>
+          <m:t>P</m:t>
+        </m:r>
+        <m:r>
+          <m:rPr>
+            <m:sty m:val="p"/>
+          </m:rPr>
+          <m:t>(</m:t>
+        </m:r>
+        <m:r>
+          <m:t>X</m:t>
+        </m:r>
+        <m:r>
+          <m:rPr>
+            <m:sty m:val="p"/>
+          </m:rPr>
+          <m:t>=</m:t>
+        </m:r>
+        <m:r>
+          <m:t>x</m:t>
+        </m:r>
+        <m:r>
+          <m:rPr>
+            <m:sty m:val="p"/>
+          </m:rPr>
+          <m:t>)</m:t>
+        </m:r>
+        <m:r>
+          <m:rPr>
+            <m:sty m:val="p"/>
+          </m:rPr>
+          <m:t>=</m:t>
+        </m:r>
+        <m:r>
+          <m:rPr>
+            <m:sty m:val="p"/>
+          </m:rPr>
+          <m:t>P</m:t>
+        </m:r>
+        <m:r>
+          <m:rPr>
+            <m:sty m:val="p"/>
+          </m:rPr>
+          <m:t>(</m:t>
+        </m:r>
+        <m:r>
+          <m:t>X</m:t>
+        </m:r>
+        <m:r>
+          <m:rPr>
+            <m:sty m:val="p"/>
+          </m:rPr>
+          <m:t>=</m:t>
+        </m:r>
+        <m:r>
+          <m:t>x</m:t>
+        </m:r>
+        <m:r>
+          <m:rPr>
+            <m:sty m:val="p"/>
+          </m:rPr>
+          <m:t>−</m:t>
+        </m:r>
+        <m:r>
+          <m:t>1</m:t>
+        </m:r>
+        <m:r>
+          <m:rPr>
+            <m:sty m:val="p"/>
+          </m:rPr>
+          <m:t>)</m:t>
+        </m:r>
+      </m:oMath>
+    </w:p>
+    <w:p>
+      <w:pPr>
+        <w:pStyle w:val="Compact"/>
+        <w:numPr>
+          <w:ilvl w:val="0"/>
+          <w:numId w:val="1004"/>
+        </w:numPr>
+      </w:pPr>
+      <w:r>
+        <w:t xml:space="preserve">For</w:t>
+      </w:r>
+      <w:r>
+        <w:t xml:space="preserve"> </w:t>
+      </w:r>
+      <m:oMath>
+        <m:r>
+          <m:t>x</m:t>
+        </m:r>
+        <m:r>
+          <m:rPr>
+            <m:sty m:val="p"/>
+          </m:rPr>
+          <m:t>∈</m:t>
+        </m:r>
+        <m:r>
+          <m:t>​</m:t>
+        </m:r>
+        <m:d>
+          <m:dPr>
+            <m:begChr m:val="{"/>
+            <m:sepChr m:val=""/>
+            <m:endChr m:val="}"/>
+            <m:grow/>
+          </m:dPr>
+          <m:e>
+            <m:r>
+              <m:t>1</m:t>
+            </m:r>
+            <m:r>
+              <m:rPr>
+                <m:sty m:val="p"/>
+              </m:rPr>
+              <m:t>,</m:t>
+            </m:r>
+            <m:r>
+              <m:t>2</m:t>
+            </m:r>
+            <m:r>
+              <m:rPr>
+                <m:sty m:val="p"/>
+              </m:rPr>
+              <m:t>,</m:t>
+            </m:r>
+            <m:r>
+              <m:rPr>
+                <m:sty m:val="p"/>
+              </m:rPr>
+              <m:t>…</m:t>
+            </m:r>
+          </m:e>
+        </m:d>
+        <m:r>
+          <m:t>​</m:t>
+        </m:r>
+      </m:oMath>
+      <w:r>
+        <w:t xml:space="preserve"> </w:t>
+      </w:r>
+      <w:r>
+        <w:t xml:space="preserve">with</w:t>
+      </w:r>
+      <w:r>
+        <w:t xml:space="preserve"> </w:t>
+      </w:r>
+      <m:oMath>
+        <m:r>
+          <m:t>x</m:t>
+        </m:r>
+        <m:r>
+          <m:rPr>
+            <m:sty m:val="p"/>
+          </m:rPr>
+          <m:t>&gt;</m:t>
+        </m:r>
+        <m:r>
+          <m:t>μ</m:t>
+        </m:r>
+      </m:oMath>
+      <w:r>
+        <w:t xml:space="preserve">,</w:t>
+      </w:r>
+      <w:r>
+        <w:t xml:space="preserve"> </w:t>
+      </w:r>
+      <m:oMath>
+        <m:r>
+          <m:rPr>
+            <m:sty m:val="p"/>
+          </m:rPr>
+          <m:t>P</m:t>
+        </m:r>
+        <m:r>
+          <m:rPr>
+            <m:sty m:val="p"/>
+          </m:rPr>
+          <m:t>(</m:t>
+        </m:r>
+        <m:r>
+          <m:t>X</m:t>
+        </m:r>
+        <m:r>
+          <m:rPr>
+            <m:sty m:val="p"/>
+          </m:rPr>
+          <m:t>=</m:t>
+        </m:r>
+        <m:r>
+          <m:t>x</m:t>
+        </m:r>
+        <m:r>
+          <m:rPr>
+            <m:sty m:val="p"/>
+          </m:rPr>
+          <m:t>)</m:t>
+        </m:r>
+        <m:r>
+          <m:rPr>
+            <m:sty m:val="p"/>
+          </m:rPr>
+          <m:t>&lt;</m:t>
+        </m:r>
+        <m:r>
+          <m:rPr>
+            <m:sty m:val="p"/>
+          </m:rPr>
+          <m:t>P</m:t>
+        </m:r>
+        <m:r>
+          <m:rPr>
+            <m:sty m:val="p"/>
+          </m:rPr>
+          <m:t>(</m:t>
+        </m:r>
+        <m:r>
+          <m:t>X</m:t>
+        </m:r>
+        <m:r>
+          <m:rPr>
+            <m:sty m:val="p"/>
+          </m:rPr>
+          <m:t>=</m:t>
+        </m:r>
+        <m:r>
+          <m:t>x</m:t>
+        </m:r>
+        <m:r>
+          <m:rPr>
+            <m:sty m:val="p"/>
+          </m:rPr>
+          <m:t>−</m:t>
+        </m:r>
+        <m:r>
+          <m:t>1</m:t>
+        </m:r>
+        <m:r>
+          <m:rPr>
+            <m:sty m:val="p"/>
+          </m:rPr>
+          <m:t>)</m:t>
+        </m:r>
+      </m:oMath>
+    </w:p>
+    <w:p>
+      <w:pPr>
+        <w:pStyle w:val="Compact"/>
+        <w:numPr>
+          <w:ilvl w:val="0"/>
+          <w:numId w:val="1004"/>
+        </w:numPr>
+      </w:pPr>
+      <w:r>
+        <w:t xml:space="preserve">If</w:t>
+      </w:r>
+      <w:r>
+        <w:t xml:space="preserve"> </w:t>
+      </w:r>
+      <m:oMath>
+        <m:r>
+          <m:t>μ</m:t>
+        </m:r>
+      </m:oMath>
+      <w:r>
+        <w:t xml:space="preserve"> </w:t>
+      </w:r>
+      <w:r>
+        <w:t xml:space="preserve">is not an integer,</w:t>
+      </w:r>
+      <w:r>
+        <w:t xml:space="preserve"> </w:t>
+      </w:r>
+      <m:oMath>
+        <m:r>
+          <m:rPr>
+            <m:sty m:val="p"/>
+          </m:rPr>
+          <m:t>arg</m:t>
+        </m:r>
+        <m:sSub>
+          <m:e>
+            <m:r>
+              <m:rPr>
+                <m:sty m:val="p"/>
+              </m:rPr>
+              <m:t>max</m:t>
+            </m:r>
+          </m:e>
+          <m:sub>
+            <m:r>
+              <m:t>x</m:t>
+            </m:r>
+          </m:sub>
+        </m:sSub>
+        <m:r>
+          <m:rPr>
+            <m:sty m:val="p"/>
+          </m:rPr>
+          <m:t>P</m:t>
+        </m:r>
+        <m:r>
+          <m:rPr>
+            <m:sty m:val="p"/>
+          </m:rPr>
+          <m:t>(</m:t>
+        </m:r>
+        <m:r>
+          <m:t>X</m:t>
+        </m:r>
+        <m:r>
+          <m:rPr>
+            <m:sty m:val="p"/>
+          </m:rPr>
+          <m:t>=</m:t>
+        </m:r>
+        <m:r>
+          <m:t>x</m:t>
+        </m:r>
+        <m:r>
+          <m:rPr>
+            <m:sty m:val="p"/>
+          </m:rPr>
+          <m:t>)</m:t>
+        </m:r>
+        <m:r>
+          <m:rPr>
+            <m:sty m:val="p"/>
+          </m:rPr>
+          <m:t>=</m:t>
+        </m:r>
+        <m:r>
+          <m:t>​</m:t>
+        </m:r>
+        <m:d>
+          <m:dPr>
+            <m:begChr m:val="⌊"/>
+            <m:sepChr m:val=""/>
+            <m:endChr m:val="⌋"/>
+            <m:grow/>
+          </m:dPr>
+          <m:e>
+            <m:r>
+              <m:t>μ</m:t>
+            </m:r>
+          </m:e>
+        </m:d>
+        <m:r>
+          <m:t>​</m:t>
+        </m:r>
+      </m:oMath>
+      <w:r>
+        <w:t xml:space="preserve">;</w:t>
+      </w:r>
+      <w:r>
+        <w:t xml:space="preserve"> </w:t>
+      </w:r>
+      <w:r>
+        <w:t xml:space="preserve">if</w:t>
+      </w:r>
+      <w:r>
+        <w:t xml:space="preserve"> </w:t>
+      </w:r>
+      <m:oMath>
+        <m:r>
+          <m:t>μ</m:t>
+        </m:r>
+      </m:oMath>
+      <w:r>
+        <w:t xml:space="preserve"> </w:t>
+      </w:r>
+      <w:r>
+        <w:t xml:space="preserve">is an integer, the maximum is attained at both</w:t>
+      </w:r>
+      <w:r>
+        <w:t xml:space="preserve"> </w:t>
+      </w:r>
+      <m:oMath>
+        <m:r>
+          <m:t>x</m:t>
+        </m:r>
+        <m:r>
+          <m:rPr>
+            <m:sty m:val="p"/>
+          </m:rPr>
+          <m:t>=</m:t>
+        </m:r>
+        <m:r>
+          <m:t>μ</m:t>
+        </m:r>
+        <m:r>
+          <m:rPr>
+            <m:sty m:val="p"/>
+          </m:rPr>
+          <m:t>−</m:t>
+        </m:r>
+        <m:r>
+          <m:t>1</m:t>
+        </m:r>
+      </m:oMath>
+      <w:r>
+        <w:t xml:space="preserve"> </w:t>
+      </w:r>
+      <w:r>
+        <w:t xml:space="preserve">and</w:t>
+      </w:r>
+      <w:r>
+        <w:t xml:space="preserve"> </w:t>
+      </w:r>
+      <m:oMath>
+        <m:r>
+          <m:t>x</m:t>
+        </m:r>
+        <m:r>
+          <m:rPr>
+            <m:sty m:val="p"/>
+          </m:rPr>
+          <m:t>=</m:t>
+        </m:r>
+        <m:r>
+          <m:t>μ</m:t>
+        </m:r>
+      </m:oMath>
+    </w:p>
+    <w:bookmarkEnd w:id="40"/>
+    <w:p>
+      <w:pPr>
+        <w:pStyle w:val="FirstParagraph"/>
+      </w:pPr>
+      <w:r>
+        <w:rPr>
+          <w:i/>
+          <w:iCs/>
+        </w:rPr>
+        <w:t xml:space="preserve">Proof</w:t>
+      </w:r>
+      <w:r>
+        <w:t xml:space="preserve">. </w:t>
+      </w:r>
+      <w:r>
         <w:rPr>
           <w:b/>
           <w:bCs/>
@@ -9087,46 +9194,7 @@
         <w:t xml:space="preserve">and both are modes.</w:t>
       </w:r>
     </w:p>
-    <w:p>
-      <w:pPr>
-        <w:pStyle w:val="BodyText"/>
-      </w:pPr>
-      <w:r>
-        <w:t xml:space="preserve">See also</w:t>
-      </w:r>
-      <w:r>
-        <w:t xml:space="preserve"> </w:t>
-      </w:r>
-      <w:hyperlink r:id="rId38">
-        <w:r>
-          <w:rPr>
-            <w:rStyle w:val="Hyperlink"/>
-          </w:rPr>
-          <w:t xml:space="preserve">https://statproofbook.github.io/P/poiss-mean</w:t>
-        </w:r>
-      </w:hyperlink>
-      <w:r>
-        <w:t xml:space="preserve"> </w:t>
-      </w:r>
-      <w:r>
-        <w:t xml:space="preserve">and</w:t>
-      </w:r>
-      <w:r>
-        <w:t xml:space="preserve"> </w:t>
-      </w:r>
-      <w:hyperlink r:id="rId39">
-        <w:r>
-          <w:rPr>
-            <w:rStyle w:val="Hyperlink"/>
-          </w:rPr>
-          <w:t xml:space="preserve">https://statproofbook.github.io/P/poiss-var</w:t>
-        </w:r>
-      </w:hyperlink>
-      <w:r>
-        <w:t xml:space="preserve">.</w:t>
-      </w:r>
-    </w:p>
-    <w:bookmarkStart w:id="40" w:name="exm-poisson-properties"/>
+    <w:bookmarkStart w:id="41" w:name="exm-poisson-properties"/>
     <w:p>
       <w:pPr>
         <w:pStyle w:val="BodyText"/>
@@ -9689,8 +9757,8 @@
         <w:t xml:space="preserve">.</w:t>
       </w:r>
     </w:p>
-    <w:bookmarkEnd w:id="40"/>
-    <w:bookmarkStart w:id="41" w:name="def-exposure"/>
+    <w:bookmarkEnd w:id="41"/>
+    <w:bookmarkStart w:id="42" w:name="def-exposure"/>
     <w:p>
       <w:pPr>
         <w:pStyle w:val="BodyText"/>
@@ -9764,8 +9832,8 @@
         <w:t xml:space="preserve">the expected (mean) count.</w:t>
       </w:r>
     </w:p>
-    <w:bookmarkEnd w:id="41"/>
-    <w:bookmarkStart w:id="42" w:name="exr-exposure-magnitude"/>
+    <w:bookmarkEnd w:id="42"/>
+    <w:bookmarkStart w:id="43" w:name="exr-exposure-magnitude"/>
     <w:p>
       <w:pPr>
         <w:pStyle w:val="BodyText"/>
@@ -9784,7 +9852,7 @@
         <w:t xml:space="preserve">What are some examples of exposure magnitudes?</w:t>
       </w:r>
     </w:p>
-    <w:bookmarkEnd w:id="42"/>
+    <w:bookmarkEnd w:id="43"/>
     <w:p>
       <w:pPr>
         <w:pStyle w:val="BodyText"/>
@@ -9813,7 +9881,7 @@
       <w:tr>
         <w:tc>
           <w:tcPr/>
-          <w:bookmarkStart w:id="43" w:name="tbl-exposure-units"/>
+          <w:bookmarkStart w:id="44" w:name="tbl-exposure-units"/>
           <w:p>
             <w:pPr>
               <w:jc w:val="center"/>
@@ -9972,7 +10040,7 @@
               </w:tc>
             </w:tr>
           </w:tbl>
-          <w:bookmarkEnd w:id="43"/>
+          <w:bookmarkEnd w:id="44"/>
           <w:p/>
         </w:tc>
       </w:tr>
@@ -10062,7 +10130,7 @@
         <w:t xml:space="preserve">to represent discrete-valued exposures.</w:t>
       </w:r>
     </w:p>
-    <w:bookmarkStart w:id="45" w:name="def-event-rate"/>
+    <w:bookmarkStart w:id="46" w:name="def-event-rate"/>
     <w:p>
       <w:pPr>
         <w:pStyle w:val="BodyText"/>
@@ -10180,7 +10248,7 @@
       <w:pPr>
         <w:pStyle w:val="BodyText"/>
       </w:pPr>
-      <w:bookmarkStart w:id="44" w:name="eq-def-event-rate"/>
+      <w:bookmarkStart w:id="45" w:name="eq-def-event-rate"/>
       <m:oMathPara>
         <m:oMathParaPr>
           <m:jc m:val="center"/>
@@ -10265,9 +10333,9 @@
           </m:r>
         </m:oMath>
       </m:oMathPara>
-      <w:bookmarkEnd w:id="44"/>
+      <w:bookmarkEnd w:id="45"/>
     </w:p>
-    <w:bookmarkEnd w:id="45"/>
+    <w:bookmarkEnd w:id="46"/>
     <w:p>
       <w:pPr>
         <w:pStyle w:val="FirstParagraph"/>
@@ -10318,7 +10386,7 @@
       <w:r>
         <w:t xml:space="preserve"> </w:t>
       </w:r>
-      <w:hyperlink r:id="rId46">
+      <w:hyperlink r:id="rId47">
         <w:r>
           <w:rPr>
             <w:rStyle w:val="Hyperlink"/>
@@ -10330,7 +10398,7 @@
         <w:t xml:space="preserve">).</w:t>
       </w:r>
     </w:p>
-    <w:bookmarkStart w:id="48" w:name="thm-mean-vs-event-rate"/>
+    <w:bookmarkStart w:id="49" w:name="thm-mean-vs-event-rate"/>
     <w:p>
       <w:pPr>
         <w:pStyle w:val="BodyText"/>
@@ -10340,7 +10408,7 @@
           <w:b/>
           <w:bCs/>
         </w:rPr>
-        <w:t xml:space="preserve">Theorem 3 (Transformation function from event rate to mean)</w:t>
+        <w:t xml:space="preserve">Theorem 4 (Transformation function from event rate to mean)</w:t>
       </w:r>
       <w:r>
         <w:t xml:space="preserve"> </w:t>
@@ -10465,7 +10533,7 @@
       <w:pPr>
         <w:pStyle w:val="BodyText"/>
       </w:pPr>
-      <w:bookmarkStart w:id="47" w:name="eq-lambda-to-mu"/>
+      <w:bookmarkStart w:id="48" w:name="eq-lambda-to-mu"/>
       <m:oMathPara>
         <m:oMathParaPr>
           <m:jc m:val="center"/>
@@ -10512,9 +10580,9 @@
           </m:r>
         </m:oMath>
       </m:oMathPara>
-      <w:bookmarkEnd w:id="47"/>
+      <w:bookmarkEnd w:id="48"/>
     </w:p>
-    <w:bookmarkEnd w:id="48"/>
+    <w:bookmarkEnd w:id="49"/>
     <w:p>
       <w:pPr>
         <w:pStyle w:val="FirstParagraph"/>
@@ -10826,7 +10894,7 @@
         </m:oMath>
       </m:oMathPara>
     </w:p>
-    <w:bookmarkStart w:id="49" w:name="exm-mean-vs-event-rate"/>
+    <w:bookmarkStart w:id="50" w:name="exm-mean-vs-event-rate"/>
     <w:p>
       <w:pPr>
         <w:pStyle w:val="FirstParagraph"/>
@@ -10910,7 +10978,7 @@
           <w:rPr>
             <w:rStyle w:val="Hyperlink"/>
           </w:rPr>
-          <w:t xml:space="preserve">Theorem 3</w:t>
+          <w:t xml:space="preserve">Theorem 4</w:t>
         </w:r>
       </w:hyperlink>
       <w:r>
@@ -11107,8 +11175,8 @@
         </m:oMath>
       </m:oMathPara>
     </w:p>
-    <w:bookmarkEnd w:id="49"/>
-    <w:bookmarkStart w:id="50" w:name="thm-non-exposed"/>
+    <w:bookmarkEnd w:id="50"/>
+    <w:bookmarkStart w:id="51" w:name="thm-non-exposed"/>
     <w:p>
       <w:pPr>
         <w:pStyle w:val="FirstParagraph"/>
@@ -11118,7 +11186,7 @@
           <w:b/>
           <w:bCs/>
         </w:rPr>
-        <w:t xml:space="preserve">Theorem 4 (No exposure means no expected events)</w:t>
+        <w:t xml:space="preserve">Theorem 5 (No exposure means no expected events)</w:t>
       </w:r>
       <w:r>
         <w:t xml:space="preserve"> </w:t>
@@ -11351,7 +11419,7 @@
         </m:oMath>
       </m:oMathPara>
     </w:p>
-    <w:bookmarkEnd w:id="50"/>
+    <w:bookmarkEnd w:id="51"/>
     <w:p>
       <w:pPr>
         <w:pStyle w:val="FirstParagraph"/>
@@ -11783,7 +11851,7 @@
         <w:t xml:space="preserve">.</w:t>
       </w:r>
     </w:p>
-    <w:bookmarkStart w:id="51" w:name="exm-non-exposed"/>
+    <w:bookmarkStart w:id="52" w:name="exm-non-exposed"/>
     <w:p>
       <w:pPr>
         <w:pStyle w:val="BodyText"/>
@@ -11894,7 +11962,7 @@
         <w:t xml:space="preserve">.</w:t>
       </w:r>
     </w:p>
-    <w:bookmarkEnd w:id="51"/>
+    <w:bookmarkEnd w:id="52"/>
     <w:tbl>
       <w:tblPr>
         <w:tblStyle w:val="Table"/>
@@ -11936,18 +12004,18 @@
                 <wp:inline>
                   <wp:extent cx="152400" cy="152400"/>
                   <wp:effectExtent b="0" l="0" r="0" t="0"/>
-                  <wp:docPr descr="" title="" id="53" name="Picture"/>
+                  <wp:docPr descr="" title="" id="54" name="Picture"/>
                   <a:graphic>
                     <a:graphicData uri="http://schemas.openxmlformats.org/drawingml/2006/picture">
                       <pic:pic>
                         <pic:nvPicPr>
-                          <pic:cNvPr descr="/opt/quarto/share/formats/docx/important.png" id="54" name="Picture"/>
+                          <pic:cNvPr descr="/opt/quarto/share/formats/docx/important.png" id="55" name="Picture"/>
                           <pic:cNvPicPr>
                             <a:picLocks noChangeArrowheads="1" noChangeAspect="1"/>
                           </pic:cNvPicPr>
                         </pic:nvPicPr>
                         <pic:blipFill>
-                          <a:blip r:embed="rId52"/>
+                          <a:blip r:embed="rId53"/>
                           <a:stretch>
                             <a:fillRect/>
                           </a:stretch>
@@ -12219,7 +12287,7 @@
             <w:r>
               <w:t xml:space="preserve"> </w:t>
             </w:r>
-            <w:hyperlink r:id="rId46">
+            <w:hyperlink r:id="rId47">
               <w:r>
                 <w:rPr>
                   <w:rStyle w:val="Hyperlink"/>
@@ -12235,7 +12303,7 @@
         </w:tc>
       </w:tr>
     </w:tbl>
-    <w:bookmarkStart w:id="55" w:name="thm-exposure-log-scale"/>
+    <w:bookmarkStart w:id="56" w:name="thm-exposure-log-scale"/>
     <w:p>
       <w:pPr>
         <w:pStyle w:val="BodyText"/>
@@ -12245,7 +12313,7 @@
           <w:b/>
           <w:bCs/>
         </w:rPr>
-        <w:t xml:space="preserve">Theorem 5 (Exposure is additive on the log scale)</w:t>
+        <w:t xml:space="preserve">Theorem 6 (Exposure is additive on the log scale)</w:t>
       </w:r>
       <w:r>
         <w:t xml:space="preserve"> </w:t>
@@ -12380,7 +12448,7 @@
         </m:oMath>
       </m:oMathPara>
     </w:p>
-    <w:bookmarkEnd w:id="55"/>
+    <w:bookmarkEnd w:id="56"/>
     <w:p>
       <w:pPr>
         <w:pStyle w:val="FirstParagraph"/>
@@ -12566,7 +12634,7 @@
         </m:oMath>
       </m:oMathPara>
     </w:p>
-    <w:bookmarkStart w:id="56" w:name="exm-exposure-log-scale"/>
+    <w:bookmarkStart w:id="57" w:name="exm-exposure-log-scale"/>
     <w:p>
       <w:pPr>
         <w:pStyle w:val="FirstParagraph"/>
@@ -12905,8 +12973,8 @@
         <w:t xml:space="preserve">expected events.</w:t>
       </w:r>
     </w:p>
-    <w:bookmarkEnd w:id="56"/>
-    <w:bookmarkStart w:id="57" w:name="def-offset"/>
+    <w:bookmarkEnd w:id="57"/>
+    <w:bookmarkStart w:id="58" w:name="def-offset"/>
     <w:p>
       <w:pPr>
         <w:pStyle w:val="BodyText"/>
@@ -12972,7 +13040,7 @@
           <w:rPr>
             <w:rStyle w:val="Hyperlink"/>
           </w:rPr>
-          <w:t xml:space="preserve">Theorem 5</w:t>
+          <w:t xml:space="preserve">Theorem 6</w:t>
         </w:r>
       </w:hyperlink>
       <w:r>
@@ -13089,7 +13157,7 @@
         <w:t xml:space="preserve">with no unknown coefficient to estimate.</w:t>
       </w:r>
     </w:p>
-    <w:bookmarkEnd w:id="57"/>
+    <w:bookmarkEnd w:id="58"/>
     <w:p>
       <w:pPr>
         <w:pStyle w:val="BodyText"/>
@@ -13179,7 +13247,7 @@
       <w:r>
         <w:t xml:space="preserve"> </w:t>
       </w:r>
-      <w:hyperlink r:id="rId46">
+      <w:hyperlink r:id="rId47">
         <w:r>
           <w:rPr>
             <w:rStyle w:val="Hyperlink"/>
@@ -13191,7 +13259,7 @@
         <w:t xml:space="preserve">).</w:t>
       </w:r>
     </w:p>
-    <w:bookmarkStart w:id="58" w:name="exm-offset"/>
+    <w:bookmarkStart w:id="59" w:name="exm-offset"/>
     <w:p>
       <w:pPr>
         <w:pStyle w:val="BodyText"/>
@@ -13427,8 +13495,8 @@
         <w:t xml:space="preserve">at the same event rate.</w:t>
       </w:r>
     </w:p>
-    <w:bookmarkEnd w:id="58"/>
-    <w:bookmarkStart w:id="60" w:name="thm-sum-pois"/>
+    <w:bookmarkEnd w:id="59"/>
+    <w:bookmarkStart w:id="61" w:name="thm-sum-pois"/>
     <w:p>
       <w:pPr>
         <w:pStyle w:val="BodyText"/>
@@ -13438,7 +13506,7 @@
           <w:b/>
           <w:bCs/>
         </w:rPr>
-        <w:t xml:space="preserve">Theorem 6 (Sum of independent Poisson random variables)</w:t>
+        <w:t xml:space="preserve">Theorem 7 (Sum of independent Poisson random variables)</w:t>
       </w:r>
       <w:r>
         <w:t xml:space="preserve"> </w:t>
@@ -13477,7 +13545,7 @@
       <w:r>
         <w:t xml:space="preserve"> </w:t>
       </w:r>
-      <w:hyperlink r:id="rId59">
+      <w:hyperlink r:id="rId60">
         <w:r>
           <w:rPr>
             <w:rStyle w:val="Hyperlink"/>
@@ -13620,7 +13688,7 @@
         <w:t xml:space="preserve">.</w:t>
       </w:r>
     </w:p>
-    <w:bookmarkEnd w:id="60"/>
+    <w:bookmarkEnd w:id="61"/>
     <w:p>
       <w:pPr>
         <w:pStyle w:val="BodyText"/>
@@ -15092,7 +15160,7 @@
       <w:r>
         <w:t xml:space="preserve"> </w:t>
       </w:r>
-      <w:hyperlink r:id="rId61">
+      <w:hyperlink r:id="rId62">
         <w:r>
           <w:rPr>
             <w:rStyle w:val="Hyperlink"/>
@@ -15104,7 +15172,7 @@
         <w:t xml:space="preserve">, Example 3).</w:t>
       </w:r>
     </w:p>
-    <w:bookmarkStart w:id="62" w:name="exm-sum-pois"/>
+    <w:bookmarkStart w:id="63" w:name="exm-sum-pois"/>
     <w:p>
       <w:pPr>
         <w:pStyle w:val="BodyText"/>
@@ -15260,7 +15328,7 @@
           <w:rPr>
             <w:rStyle w:val="Hyperlink"/>
           </w:rPr>
-          <w:t xml:space="preserve">Theorem 6</w:t>
+          <w:t xml:space="preserve">Theorem 7</w:t>
         </w:r>
       </w:hyperlink>
       <w:r>
@@ -15523,9 +15591,9 @@
         </m:oMath>
       </m:oMathPara>
     </w:p>
-    <w:bookmarkEnd w:id="62"/>
     <w:bookmarkEnd w:id="63"/>
-    <w:bookmarkStart w:id="70" w:name="sec-nb-dist"/>
+    <w:bookmarkEnd w:id="64"/>
+    <w:bookmarkStart w:id="71" w:name="sec-nb-dist"/>
     <w:p>
       <w:pPr>
         <w:pStyle w:val="Heading2"/>
@@ -15534,7 +15602,7 @@
         <w:t xml:space="preserve">3 The Negative-Binomial distribution</w:t>
       </w:r>
     </w:p>
-    <w:bookmarkStart w:id="64" w:name="def-nb"/>
+    <w:bookmarkStart w:id="65" w:name="def-nb"/>
     <w:p>
       <w:pPr>
         <w:pStyle w:val="FirstParagraph"/>
@@ -16112,8 +16180,8 @@
         <w:t xml:space="preserve">.</w:t>
       </w:r>
     </w:p>
-    <w:bookmarkEnd w:id="64"/>
-    <w:bookmarkStart w:id="65" w:name="thm-nb-poisson-limit"/>
+    <w:bookmarkEnd w:id="65"/>
+    <w:bookmarkStart w:id="66" w:name="thm-nb-poisson-limit"/>
     <w:p>
       <w:pPr>
         <w:pStyle w:val="BodyText"/>
@@ -16123,7 +16191,7 @@
           <w:b/>
           <w:bCs/>
         </w:rPr>
-        <w:t xml:space="preserve">Theorem 7 (The negative binomial converges to the Poisson)</w:t>
+        <w:t xml:space="preserve">Theorem 8 (The negative binomial converges to the Poisson)</w:t>
       </w:r>
       <w:r>
         <w:t xml:space="preserve"> </w:t>
@@ -16475,7 +16543,7 @@
         </m:oMath>
       </m:oMathPara>
     </w:p>
-    <w:bookmarkEnd w:id="65"/>
+    <w:bookmarkEnd w:id="66"/>
     <w:p>
       <w:pPr>
         <w:pStyle w:val="FirstParagraph"/>
@@ -18749,7 +18817,7 @@
         <w:t xml:space="preserve">PMF.</w:t>
       </w:r>
     </w:p>
-    <w:bookmarkStart w:id="66" w:name="thm-nb"/>
+    <w:bookmarkStart w:id="67" w:name="thm-nb"/>
     <w:p>
       <w:pPr>
         <w:pStyle w:val="BodyText"/>
@@ -18759,7 +18827,7 @@
           <w:b/>
           <w:bCs/>
         </w:rPr>
-        <w:t xml:space="preserve">Theorem 8 (Mean and variance of the negative binomial distribution)</w:t>
+        <w:t xml:space="preserve">Theorem 9 (Mean and variance of the negative binomial distribution)</w:t>
       </w:r>
       <w:r>
         <w:t xml:space="preserve"> </w:t>
@@ -18820,7 +18888,7 @@
         <w:pStyle w:val="Compact"/>
         <w:numPr>
           <w:ilvl w:val="0"/>
-          <w:numId w:val="1004"/>
+          <w:numId w:val="1005"/>
         </w:numPr>
       </w:pPr>
       <m:oMath>
@@ -18864,7 +18932,7 @@
         <w:pStyle w:val="Compact"/>
         <w:numPr>
           <w:ilvl w:val="0"/>
-          <w:numId w:val="1004"/>
+          <w:numId w:val="1005"/>
         </w:numPr>
       </w:pPr>
       <m:oMath>
@@ -18946,7 +19014,7 @@
         <w:t xml:space="preserve">​</w:t>
       </w:r>
     </w:p>
-    <w:bookmarkEnd w:id="66"/>
+    <w:bookmarkEnd w:id="67"/>
     <w:p>
       <w:pPr>
         <w:pStyle w:val="FirstParagraph"/>
@@ -20909,7 +20977,7 @@
       <w:r>
         <w:t xml:space="preserve"> </w:t>
       </w:r>
-      <w:hyperlink r:id="rId67">
+      <w:hyperlink r:id="rId68">
         <w:r>
           <w:rPr>
             <w:rStyle w:val="Hyperlink"/>
@@ -20926,7 +20994,7 @@
       <w:r>
         <w:t xml:space="preserve"> </w:t>
       </w:r>
-      <w:hyperlink r:id="rId68">
+      <w:hyperlink r:id="rId69">
         <w:r>
           <w:rPr>
             <w:rStyle w:val="Hyperlink"/>
@@ -21891,7 +21959,7 @@
         <w:t xml:space="preserve">.</w:t>
       </w:r>
     </w:p>
-    <w:bookmarkStart w:id="69" w:name="exm-nb"/>
+    <w:bookmarkStart w:id="70" w:name="exm-nb"/>
     <w:p>
       <w:pPr>
         <w:pStyle w:val="BodyText"/>
@@ -22084,9 +22152,9 @@
         <w:t xml:space="preserve">count with the same mean.</w:t>
       </w:r>
     </w:p>
-    <w:bookmarkEnd w:id="69"/>
     <w:bookmarkEnd w:id="70"/>
-    <w:bookmarkStart w:id="82" w:name="sec-laplace"/>
+    <w:bookmarkEnd w:id="71"/>
+    <w:bookmarkStart w:id="83" w:name="sec-laplace"/>
     <w:p>
       <w:pPr>
         <w:pStyle w:val="Heading2"/>
@@ -22095,7 +22163,7 @@
         <w:t xml:space="preserve">4 The Laplace distribution</w:t>
       </w:r>
     </w:p>
-    <w:bookmarkStart w:id="73" w:name="def-laplace"/>
+    <w:bookmarkStart w:id="74" w:name="def-laplace"/>
     <w:p>
       <w:pPr>
         <w:pStyle w:val="FirstParagraph"/>
@@ -22270,7 +22338,7 @@
       <w:r>
         <w:t xml:space="preserve"> </w:t>
       </w:r>
-      <w:hyperlink r:id="rId71">
+      <w:hyperlink r:id="rId72">
         <w:r>
           <w:rPr>
             <w:rStyle w:val="Hyperlink"/>
@@ -22286,7 +22354,7 @@
       <w:pPr>
         <w:pStyle w:val="BodyText"/>
       </w:pPr>
-      <w:bookmarkStart w:id="72" w:name="eq-laplace-pdf"/>
+      <w:bookmarkStart w:id="73" w:name="eq-laplace-pdf"/>
       <m:oMathPara>
         <m:oMathParaPr>
           <m:jc m:val="center"/>
@@ -22463,9 +22531,9 @@
           </m:r>
         </m:oMath>
       </m:oMathPara>
-      <w:bookmarkEnd w:id="72"/>
+      <w:bookmarkEnd w:id="73"/>
     </w:p>
-    <w:bookmarkEnd w:id="73"/>
+    <w:bookmarkEnd w:id="74"/>
     <w:p>
       <w:pPr>
         <w:pStyle w:val="FirstParagraph"/>
@@ -22627,7 +22695,7 @@
         <w:t xml:space="preserve">and decays more slowly in the tails.</w:t>
       </w:r>
     </w:p>
-    <w:bookmarkStart w:id="74" w:name="exm-laplace-density"/>
+    <w:bookmarkStart w:id="75" w:name="exm-laplace-density"/>
     <w:p>
       <w:pPr>
         <w:pStyle w:val="BodyText"/>
@@ -23373,8 +23441,8 @@
         <w:t xml:space="preserve">.</w:t>
       </w:r>
     </w:p>
-    <w:bookmarkEnd w:id="74"/>
-    <w:bookmarkStart w:id="76" w:name="thm-laplace-moments"/>
+    <w:bookmarkEnd w:id="75"/>
+    <w:bookmarkStart w:id="77" w:name="thm-laplace-moments"/>
     <w:p>
       <w:pPr>
         <w:pStyle w:val="BodyText"/>
@@ -23384,7 +23452,7 @@
           <w:b/>
           <w:bCs/>
         </w:rPr>
-        <w:t xml:space="preserve">Theorem 9 (Mean and variance of the Laplace distribution)</w:t>
+        <w:t xml:space="preserve">Theorem 10 (Mean and variance of the Laplace distribution)</w:t>
       </w:r>
       <w:r>
         <w:t xml:space="preserve"> </w:t>
@@ -23462,7 +23530,7 @@
       <w:pPr>
         <w:pStyle w:val="BodyText"/>
       </w:pPr>
-      <w:bookmarkStart w:id="75" w:name="eq-laplace-moments"/>
+      <w:bookmarkStart w:id="76" w:name="eq-laplace-moments"/>
       <m:oMathPara>
         <m:oMathParaPr>
           <m:jc m:val="center"/>
@@ -23587,9 +23655,9 @@
           </m:r>
         </m:oMath>
       </m:oMathPara>
-      <w:bookmarkEnd w:id="75"/>
+      <w:bookmarkEnd w:id="76"/>
     </w:p>
-    <w:bookmarkEnd w:id="76"/>
+    <w:bookmarkEnd w:id="77"/>
     <w:p>
       <w:pPr>
         <w:pStyle w:val="FirstParagraph"/>
@@ -24878,7 +24946,7 @@
         </m:oMath>
       </m:oMathPara>
     </w:p>
-    <w:bookmarkStart w:id="81" w:name="exm-laplace-vs-normal"/>
+    <w:bookmarkStart w:id="82" w:name="exm-laplace-vs-normal"/>
     <w:p>
       <w:pPr>
         <w:pStyle w:val="FirstParagraph"/>
@@ -24981,7 +25049,7 @@
           <w:rPr>
             <w:rStyle w:val="Hyperlink"/>
           </w:rPr>
-          <w:t xml:space="preserve">Theorem 9</w:t>
+          <w:t xml:space="preserve">Theorem 10</w:t>
         </w:r>
       </w:hyperlink>
       <w:r>
@@ -25875,7 +25943,7 @@
       <w:tr>
         <w:tc>
           <w:tcPr/>
-          <w:bookmarkStart w:id="80" w:name="fig-laplace-vs-normal"/>
+          <w:bookmarkStart w:id="81" w:name="fig-laplace-vs-normal"/>
           <w:p>
             <w:pPr>
               <w:pStyle w:val="Compact"/>
@@ -25886,18 +25954,18 @@
                 <wp:inline>
                   <wp:extent cx="4620126" cy="3696101"/>
                   <wp:effectExtent b="0" l="0" r="0" t="0"/>
-                  <wp:docPr descr="" title="" id="78" name="Picture"/>
+                  <wp:docPr descr="" title="" id="79" name="Picture"/>
                   <a:graphic>
                     <a:graphicData uri="http://schemas.openxmlformats.org/drawingml/2006/picture">
                       <pic:pic>
                         <pic:nvPicPr>
-                          <pic:cNvPr descr="distributions_files/figure-docx/fig-laplace-vs-normal-1.png" id="79" name="Picture"/>
+                          <pic:cNvPr descr="distributions_files/figure-docx/fig-laplace-vs-normal-1.png" id="80" name="Picture"/>
                           <pic:cNvPicPr>
                             <a:picLocks noChangeArrowheads="1" noChangeAspect="1"/>
                           </pic:cNvPicPr>
                         </pic:nvPicPr>
                         <pic:blipFill>
-                          <a:blip r:embed="rId77"/>
+                          <a:blip r:embed="rId78"/>
                           <a:stretch>
                             <a:fillRect/>
                           </a:stretch>
@@ -25937,7 +26005,7 @@
               <w:t xml:space="preserve">Figure 3: Laplace and standard normal densities with the same mean (0) and variance (1)</w:t>
             </w:r>
           </w:p>
-          <w:bookmarkEnd w:id="80"/>
+          <w:bookmarkEnd w:id="81"/>
         </w:tc>
       </w:tr>
     </w:tbl>
@@ -26356,9 +26424,9 @@
         <w:t xml:space="preserve">standard deviations as the normal distribution does.</w:t>
       </w:r>
     </w:p>
-    <w:bookmarkEnd w:id="81"/>
     <w:bookmarkEnd w:id="82"/>
-    <w:bookmarkStart w:id="93" w:name="sec-weibull"/>
+    <w:bookmarkEnd w:id="83"/>
+    <w:bookmarkStart w:id="95" w:name="sec-weibull"/>
     <w:p>
       <w:pPr>
         <w:pStyle w:val="Heading2"/>
@@ -26367,7 +26435,7 @@
         <w:t xml:space="preserve">5 Weibull distribution</w:t>
       </w:r>
     </w:p>
-    <w:bookmarkStart w:id="84" w:name="def-weibull"/>
+    <w:bookmarkStart w:id="85" w:name="def-weibull"/>
     <w:p>
       <w:pPr>
         <w:pStyle w:val="FirstParagraph"/>
@@ -26464,7 +26532,7 @@
       <w:r>
         <w:t xml:space="preserve"> </w:t>
       </w:r>
-      <w:hyperlink r:id="rId83">
+      <w:hyperlink r:id="rId84">
         <w:r>
           <w:rPr>
             <w:rStyle w:val="Hyperlink"/>
@@ -26586,8 +26654,8 @@
         </m:oMath>
       </m:oMathPara>
     </w:p>
-    <w:bookmarkEnd w:id="84"/>
-    <w:bookmarkStart w:id="85" w:name="thm-weibull"/>
+    <w:bookmarkEnd w:id="85"/>
+    <w:bookmarkStart w:id="86" w:name="thm-weibull"/>
     <w:p>
       <w:pPr>
         <w:pStyle w:val="FirstParagraph"/>
@@ -26597,7 +26665,7 @@
           <w:b/>
           <w:bCs/>
         </w:rPr>
-        <w:t xml:space="preserve">Theorem 10 (Weibull density, hazard, and mean)</w:t>
+        <w:t xml:space="preserve">Theorem 11 (Weibull density and hazard)</w:t>
       </w:r>
       <w:r>
         <w:t xml:space="preserve"> </w:t>
@@ -26824,119 +26892,11 @@
                 </m:sup>
               </m:sSup>
             </m:e>
-            <m:e>
-              <m:r>
-                <m:rPr>
-                  <m:sty m:val="p"/>
-                </m:rPr>
-                <m:t>E</m:t>
-              </m:r>
-              <m:r>
-                <m:t>​</m:t>
-              </m:r>
-              <m:d>
-                <m:dPr>
-                  <m:begChr m:val="["/>
-                  <m:sepChr m:val=""/>
-                  <m:endChr m:val="]"/>
-                  <m:grow/>
-                </m:dPr>
-                <m:e>
-                  <m:r>
-                    <m:t>T</m:t>
-                  </m:r>
-                </m:e>
-              </m:d>
-              <m:r>
-                <m:t>​</m:t>
-              </m:r>
-              <m:r>
-                <m:t>&amp;</m:t>
-              </m:r>
-              <m:r>
-                <m:rPr>
-                  <m:sty m:val="p"/>
-                </m:rPr>
-                <m:t>=</m:t>
-              </m:r>
-              <m:r>
-                <m:rPr>
-                  <m:sty m:val="p"/>
-                </m:rPr>
-                <m:t>Γ</m:t>
-              </m:r>
-              <m:r>
-                <m:rPr>
-                  <m:sty m:val="p"/>
-                </m:rPr>
-                <m:t>(</m:t>
-              </m:r>
-              <m:r>
-                <m:t>1</m:t>
-              </m:r>
-              <m:r>
-                <m:rPr>
-                  <m:sty m:val="p"/>
-                </m:rPr>
-                <m:t>+</m:t>
-              </m:r>
-              <m:r>
-                <m:t>1</m:t>
-              </m:r>
-              <m:r>
-                <m:rPr>
-                  <m:sty m:val="p"/>
-                </m:rPr>
-                <m:t>/</m:t>
-              </m:r>
-              <m:r>
-                <m:t>α</m:t>
-              </m:r>
-              <m:r>
-                <m:rPr>
-                  <m:sty m:val="p"/>
-                </m:rPr>
-                <m:t>)</m:t>
-              </m:r>
-              <m:r>
-                <m:rPr>
-                  <m:sty m:val="p"/>
-                </m:rPr>
-                <m:t>⋅</m:t>
-              </m:r>
-              <m:sSup>
-                <m:e>
-                  <m:r>
-                    <m:t>λ</m:t>
-                  </m:r>
-                </m:e>
-                <m:sup>
-                  <m:r>
-                    <m:rPr>
-                      <m:sty m:val="p"/>
-                    </m:rPr>
-                    <m:t>−</m:t>
-                  </m:r>
-                  <m:r>
-                    <m:t>1</m:t>
-                  </m:r>
-                  <m:r>
-                    <m:rPr>
-                      <m:sty m:val="p"/>
-                    </m:rPr>
-                    <m:t>/</m:t>
-                  </m:r>
-                  <m:r>
-                    <m:t>α</m:t>
-                  </m:r>
-                </m:sup>
-              </m:sSup>
-            </m:e>
           </m:eqArr>
         </m:oMath>
       </m:oMathPara>
     </w:p>
-    <w:bookmarkEnd w:id="85"/>
+    <w:bookmarkEnd w:id="86"/>
     <w:p>
       <w:pPr>
         <w:pStyle w:val="FirstParagraph"/>
@@ -27033,7 +26993,7 @@
       <w:r>
         <w:t xml:space="preserve">(</w:t>
       </w:r>
-      <w:hyperlink r:id="rId86">
+      <w:hyperlink r:id="rId87">
         <w:r>
           <w:rPr>
             <w:rStyle w:val="Hyperlink"/>
@@ -27313,7 +27273,7 @@
       <w:r>
         <w:t xml:space="preserve">(</w:t>
       </w:r>
-      <w:hyperlink r:id="rId87">
+      <w:hyperlink r:id="rId88">
         <w:r>
           <w:rPr>
             <w:rStyle w:val="Hyperlink"/>
@@ -27412,7 +27372,7 @@
       <w:r>
         <w:t xml:space="preserve">(</w:t>
       </w:r>
-      <w:hyperlink r:id="rId88">
+      <w:hyperlink r:id="rId89">
         <w:r>
           <w:rPr>
             <w:rStyle w:val="Hyperlink"/>
@@ -27902,12 +27862,289 @@
         <w:pStyle w:val="FirstParagraph"/>
       </w:pPr>
       <w:r>
+        <w:rPr>
+          <w:i/>
+          <w:iCs/>
+        </w:rPr>
+        <w:t xml:space="preserve">Remark</w:t>
+      </w:r>
+      <w:r>
+        <w:t xml:space="preserve">. </w:t>
+      </w:r>
+      <w:r>
+        <w:t xml:space="preserve">The hazard is written</w:t>
+      </w:r>
+      <w:r>
+        <w:t xml:space="preserve"> </w:t>
+      </w:r>
+      <m:oMath>
+        <m:r>
+          <m:rPr>
+            <m:sty m:val="p"/>
+          </m:rPr>
+          <m:t>h</m:t>
+        </m:r>
+        <m:r>
+          <m:rPr>
+            <m:sty m:val="p"/>
+          </m:rPr>
+          <m:t>(</m:t>
+        </m:r>
+        <m:r>
+          <m:t>t</m:t>
+        </m:r>
+        <m:r>
+          <m:rPr>
+            <m:sty m:val="p"/>
+          </m:rPr>
+          <m:t>)</m:t>
+        </m:r>
+      </m:oMath>
+      <w:r>
+        <w:t xml:space="preserve"> </w:t>
+      </w:r>
+      <w:r>
+        <w:t xml:space="preserve">here, rather than</w:t>
+      </w:r>
+      <w:r>
+        <w:t xml:space="preserve"> </w:t>
+      </w:r>
+      <m:oMath>
+        <m:r>
+          <m:t>λ</m:t>
+        </m:r>
+        <m:r>
+          <m:rPr>
+            <m:sty m:val="p"/>
+          </m:rPr>
+          <m:t>(</m:t>
+        </m:r>
+        <m:r>
+          <m:t>t</m:t>
+        </m:r>
+        <m:r>
+          <m:rPr>
+            <m:sty m:val="p"/>
+          </m:rPr>
+          <m:t>)</m:t>
+        </m:r>
+      </m:oMath>
+      <w:r>
+        <w:t xml:space="preserve">,</w:t>
+      </w:r>
+      <w:r>
+        <w:t xml:space="preserve"> </w:t>
+      </w:r>
+      <w:r>
+        <w:t xml:space="preserve">because the Weibull rate parameter is also called</w:t>
+      </w:r>
+      <w:r>
+        <w:t xml:space="preserve"> </w:t>
+      </w:r>
+      <m:oMath>
+        <m:r>
+          <m:t>λ</m:t>
+        </m:r>
+      </m:oMath>
+      <w:r>
+        <w:t xml:space="preserve">.</w:t>
+      </w:r>
+    </w:p>
+    <w:bookmarkStart w:id="90" w:name="thm-weibull-mean"/>
+    <w:p>
+      <w:pPr>
+        <w:pStyle w:val="BodyText"/>
+      </w:pPr>
+      <w:r>
+        <w:rPr>
+          <w:b/>
+          <w:bCs/>
+        </w:rPr>
+        <w:t xml:space="preserve">Theorem 12 (Weibull mean)</w:t>
+      </w:r>
+      <w:r>
+        <w:t xml:space="preserve"> </w:t>
+      </w:r>
+      <w:r>
+        <w:t xml:space="preserve">If</w:t>
+      </w:r>
+      <w:r>
+        <w:t xml:space="preserve"> </w:t>
+      </w:r>
+      <m:oMath>
+        <m:r>
+          <m:t>T</m:t>
+        </m:r>
+      </m:oMath>
+      <w:r>
+        <w:t xml:space="preserve"> </w:t>
+      </w:r>
+      <w:r>
+        <w:t xml:space="preserve">has the Weibull distribution with shape</w:t>
+      </w:r>
+      <w:r>
+        <w:t xml:space="preserve"> </w:t>
+      </w:r>
+      <m:oMath>
+        <m:r>
+          <m:t>α</m:t>
+        </m:r>
+      </m:oMath>
+      <w:r>
+        <w:t xml:space="preserve"> </w:t>
+      </w:r>
+      <w:r>
+        <w:t xml:space="preserve">and rate</w:t>
+      </w:r>
+      <w:r>
+        <w:t xml:space="preserve"> </w:t>
+      </w:r>
+      <m:oMath>
+        <m:r>
+          <m:t>λ</m:t>
+        </m:r>
+      </m:oMath>
+      <w:r>
+        <w:t xml:space="preserve">, then:</w:t>
+      </w:r>
+    </w:p>
+    <w:p>
+      <w:pPr>
+        <w:pStyle w:val="BodyText"/>
+      </w:pPr>
+      <m:oMathPara>
+        <m:oMathParaPr>
+          <m:jc m:val="center"/>
+        </m:oMathParaPr>
+        <m:oMath>
+          <m:r>
+            <m:rPr>
+              <m:sty m:val="p"/>
+            </m:rPr>
+            <m:t>E</m:t>
+          </m:r>
+          <m:r>
+            <m:t>​</m:t>
+          </m:r>
+          <m:d>
+            <m:dPr>
+              <m:begChr m:val="["/>
+              <m:sepChr m:val=""/>
+              <m:endChr m:val="]"/>
+              <m:grow/>
+            </m:dPr>
+            <m:e>
+              <m:r>
+                <m:t>T</m:t>
+              </m:r>
+            </m:e>
+          </m:d>
+          <m:r>
+            <m:t>​</m:t>
+          </m:r>
+          <m:r>
+            <m:rPr>
+              <m:sty m:val="p"/>
+            </m:rPr>
+            <m:t>=</m:t>
+          </m:r>
+          <m:r>
+            <m:rPr>
+              <m:sty m:val="p"/>
+            </m:rPr>
+            <m:t>Γ</m:t>
+          </m:r>
+          <m:r>
+            <m:rPr>
+              <m:sty m:val="p"/>
+            </m:rPr>
+            <m:t>(</m:t>
+          </m:r>
+          <m:r>
+            <m:t>1</m:t>
+          </m:r>
+          <m:r>
+            <m:rPr>
+              <m:sty m:val="p"/>
+            </m:rPr>
+            <m:t>+</m:t>
+          </m:r>
+          <m:r>
+            <m:t>1</m:t>
+          </m:r>
+          <m:r>
+            <m:rPr>
+              <m:sty m:val="p"/>
+            </m:rPr>
+            <m:t>/</m:t>
+          </m:r>
+          <m:r>
+            <m:t>α</m:t>
+          </m:r>
+          <m:r>
+            <m:rPr>
+              <m:sty m:val="p"/>
+            </m:rPr>
+            <m:t>)</m:t>
+          </m:r>
+          <m:r>
+            <m:rPr>
+              <m:sty m:val="p"/>
+            </m:rPr>
+            <m:t>⋅</m:t>
+          </m:r>
+          <m:sSup>
+            <m:e>
+              <m:r>
+                <m:t>λ</m:t>
+              </m:r>
+            </m:e>
+            <m:sup>
+              <m:r>
+                <m:rPr>
+                  <m:sty m:val="p"/>
+                </m:rPr>
+                <m:t>−</m:t>
+              </m:r>
+              <m:r>
+                <m:t>1</m:t>
+              </m:r>
+              <m:r>
+                <m:rPr>
+                  <m:sty m:val="p"/>
+                </m:rPr>
+                <m:t>/</m:t>
+              </m:r>
+              <m:r>
+                <m:t>α</m:t>
+              </m:r>
+            </m:sup>
+          </m:sSup>
+        </m:oMath>
+      </m:oMathPara>
+    </w:p>
+    <w:bookmarkEnd w:id="90"/>
+    <w:p>
+      <w:pPr>
+        <w:pStyle w:val="FirstParagraph"/>
+      </w:pPr>
+      <w:r>
+        <w:rPr>
+          <w:i/>
+          <w:iCs/>
+        </w:rPr>
+        <w:t xml:space="preserve">Proof</w:t>
+      </w:r>
+      <w:r>
+        <w:t xml:space="preserve">. </w:t>
+      </w:r>
+      <w:r>
         <w:t xml:space="preserve">For the mean, use the</w:t>
       </w:r>
       <w:r>
         <w:t xml:space="preserve"> </w:t>
       </w:r>
-      <w:hyperlink r:id="rId89">
+      <w:hyperlink r:id="rId91">
         <w:r>
           <w:rPr>
             <w:rStyle w:val="Hyperlink"/>
@@ -28722,103 +28959,10 @@
         </m:oMath>
       </m:oMathPara>
     </w:p>
+    <w:bookmarkStart w:id="92" w:name="cor-weibull-exponential"/>
     <w:p>
       <w:pPr>
         <w:pStyle w:val="FirstParagraph"/>
-      </w:pPr>
-      <w:r>
-        <w:rPr>
-          <w:i/>
-          <w:iCs/>
-        </w:rPr>
-        <w:t xml:space="preserve">Remark</w:t>
-      </w:r>
-      <w:r>
-        <w:t xml:space="preserve">. </w:t>
-      </w:r>
-      <w:r>
-        <w:t xml:space="preserve">The hazard is written</w:t>
-      </w:r>
-      <w:r>
-        <w:t xml:space="preserve"> </w:t>
-      </w:r>
-      <m:oMath>
-        <m:r>
-          <m:rPr>
-            <m:sty m:val="p"/>
-          </m:rPr>
-          <m:t>h</m:t>
-        </m:r>
-        <m:r>
-          <m:rPr>
-            <m:sty m:val="p"/>
-          </m:rPr>
-          <m:t>(</m:t>
-        </m:r>
-        <m:r>
-          <m:t>t</m:t>
-        </m:r>
-        <m:r>
-          <m:rPr>
-            <m:sty m:val="p"/>
-          </m:rPr>
-          <m:t>)</m:t>
-        </m:r>
-      </m:oMath>
-      <w:r>
-        <w:t xml:space="preserve"> </w:t>
-      </w:r>
-      <w:r>
-        <w:t xml:space="preserve">here, rather than</w:t>
-      </w:r>
-      <w:r>
-        <w:t xml:space="preserve"> </w:t>
-      </w:r>
-      <m:oMath>
-        <m:r>
-          <m:t>λ</m:t>
-        </m:r>
-        <m:r>
-          <m:rPr>
-            <m:sty m:val="p"/>
-          </m:rPr>
-          <m:t>(</m:t>
-        </m:r>
-        <m:r>
-          <m:t>t</m:t>
-        </m:r>
-        <m:r>
-          <m:rPr>
-            <m:sty m:val="p"/>
-          </m:rPr>
-          <m:t>)</m:t>
-        </m:r>
-      </m:oMath>
-      <w:r>
-        <w:t xml:space="preserve">,</w:t>
-      </w:r>
-      <w:r>
-        <w:t xml:space="preserve"> </w:t>
-      </w:r>
-      <w:r>
-        <w:t xml:space="preserve">because the Weibull rate parameter is also called</w:t>
-      </w:r>
-      <w:r>
-        <w:t xml:space="preserve"> </w:t>
-      </w:r>
-      <m:oMath>
-        <m:r>
-          <m:t>λ</m:t>
-        </m:r>
-      </m:oMath>
-      <w:r>
-        <w:t xml:space="preserve">.</w:t>
-      </w:r>
-    </w:p>
-    <w:bookmarkStart w:id="90" w:name="cor-weibull-exponential"/>
-    <w:p>
-      <w:pPr>
-        <w:pStyle w:val="BodyText"/>
       </w:pPr>
       <w:r>
         <w:rPr>
@@ -28947,7 +29091,7 @@
         <w:t xml:space="preserve">.</w:t>
       </w:r>
     </w:p>
-    <w:bookmarkEnd w:id="90"/>
+    <w:bookmarkEnd w:id="92"/>
     <w:p>
       <w:pPr>
         <w:pStyle w:val="BodyText"/>
@@ -28973,7 +29117,7 @@
           <w:rPr>
             <w:rStyle w:val="Hyperlink"/>
           </w:rPr>
-          <w:t xml:space="preserve">Theorem 10</w:t>
+          <w:t xml:space="preserve">Theorem 11</w:t>
         </w:r>
       </w:hyperlink>
       <w:r>
@@ -29530,7 +29674,7 @@
         <w:t xml:space="preserve">.</w:t>
       </w:r>
     </w:p>
-    <w:bookmarkStart w:id="91" w:name="cor-weibull-hazard-monotone"/>
+    <w:bookmarkStart w:id="93" w:name="cor-weibull-hazard-monotone"/>
     <w:p>
       <w:pPr>
         <w:pStyle w:val="BodyText"/>
@@ -29671,7 +29815,7 @@
         <w:pStyle w:val="Compact"/>
         <w:numPr>
           <w:ilvl w:val="0"/>
-          <w:numId w:val="1005"/>
+          <w:numId w:val="1006"/>
         </w:numPr>
       </w:pPr>
       <w:r>
@@ -29700,7 +29844,7 @@
         <w:pStyle w:val="Compact"/>
         <w:numPr>
           <w:ilvl w:val="0"/>
-          <w:numId w:val="1005"/>
+          <w:numId w:val="1006"/>
         </w:numPr>
       </w:pPr>
       <w:r>
@@ -29729,7 +29873,7 @@
         <w:pStyle w:val="Compact"/>
         <w:numPr>
           <w:ilvl w:val="0"/>
-          <w:numId w:val="1005"/>
+          <w:numId w:val="1006"/>
         </w:numPr>
       </w:pPr>
       <w:r>
@@ -29753,7 +29897,7 @@
         </m:r>
       </m:oMath>
     </w:p>
-    <w:bookmarkEnd w:id="91"/>
+    <w:bookmarkEnd w:id="93"/>
     <w:p>
       <w:pPr>
         <w:pStyle w:val="FirstParagraph"/>
@@ -29779,7 +29923,7 @@
           <w:rPr>
             <w:rStyle w:val="Hyperlink"/>
           </w:rPr>
-          <w:t xml:space="preserve">Theorem 10</w:t>
+          <w:t xml:space="preserve">Theorem 11</w:t>
         </w:r>
       </w:hyperlink>
       <w:r>
@@ -30381,7 +30525,7 @@
         <w:t xml:space="preserve">provides more flexibility than the exponential.</w:t>
       </w:r>
     </w:p>
-    <w:bookmarkStart w:id="92" w:name="exm-weibull"/>
+    <w:bookmarkStart w:id="94" w:name="exm-weibull"/>
     <w:p>
       <w:pPr>
         <w:pStyle w:val="BodyText"/>
@@ -30427,7 +30571,7 @@
           <w:rPr>
             <w:rStyle w:val="Hyperlink"/>
           </w:rPr>
-          <w:t xml:space="preserve">Theorem 10</w:t>
+          <w:t xml:space="preserve">Theorem 11</w:t>
         </w:r>
       </w:hyperlink>
       <w:r>
@@ -30851,9 +30995,9 @@
         </m:oMath>
       </m:oMathPara>
     </w:p>
-    <w:bookmarkEnd w:id="92"/>
-    <w:bookmarkEnd w:id="93"/>
-    <w:bookmarkStart w:id="129" w:name="sec-mvn"/>
+    <w:bookmarkEnd w:id="94"/>
+    <w:bookmarkEnd w:id="95"/>
+    <w:bookmarkStart w:id="133" w:name="sec-mvn"/>
     <w:p>
       <w:pPr>
         <w:pStyle w:val="Heading2"/>
@@ -30862,7 +31006,7 @@
         <w:t xml:space="preserve">6 The multivariate normal distribution</w:t>
       </w:r>
     </w:p>
-    <w:bookmarkStart w:id="97" w:name="def-mvn"/>
+    <w:bookmarkStart w:id="99" w:name="def-mvn"/>
     <w:p>
       <w:pPr>
         <w:pStyle w:val="FirstParagraph"/>
@@ -31114,7 +31258,7 @@
       <w:r>
         <w:t xml:space="preserve"> </w:t>
       </w:r>
-      <w:hyperlink r:id="rId94">
+      <w:hyperlink r:id="rId96">
         <w:r>
           <w:rPr>
             <w:rStyle w:val="Hyperlink"/>
@@ -31633,7 +31777,7 @@
       <w:r>
         <w:t xml:space="preserve"> </w:t>
       </w:r>
-      <w:hyperlink r:id="rId95">
+      <w:hyperlink r:id="rId97">
         <w:r>
           <w:rPr>
             <w:rStyle w:val="Hyperlink"/>
@@ -31699,7 +31843,7 @@
       <w:r>
         <w:t xml:space="preserve"> </w:t>
       </w:r>
-      <w:hyperlink r:id="rId96">
+      <w:hyperlink r:id="rId98">
         <w:r>
           <w:rPr>
             <w:rStyle w:val="Hyperlink"/>
@@ -31711,7 +31855,7 @@
         <w:t xml:space="preserve">.</w:t>
       </w:r>
     </w:p>
-    <w:bookmarkEnd w:id="97"/>
+    <w:bookmarkEnd w:id="99"/>
     <w:p>
       <w:pPr>
         <w:pStyle w:val="BodyText"/>
@@ -31757,7 +31901,7 @@
       <w:r>
         <w:t xml:space="preserve"> </w:t>
       </w:r>
-      <w:hyperlink r:id="rId98">
+      <w:hyperlink r:id="rId100">
         <w:r>
           <w:rPr>
             <w:rStyle w:val="Hyperlink"/>
@@ -31916,7 +32060,7 @@
         <w:pStyle w:val="Compact"/>
         <w:numPr>
           <w:ilvl w:val="0"/>
-          <w:numId w:val="1006"/>
+          <w:numId w:val="1007"/>
         </w:numPr>
       </w:pPr>
       <m:oMath>
@@ -31954,7 +32098,7 @@
       <w:r>
         <w:t xml:space="preserve">(</w:t>
       </w:r>
-      <w:hyperlink r:id="rId99">
+      <w:hyperlink r:id="rId101">
         <w:r>
           <w:rPr>
             <w:rStyle w:val="Hyperlink"/>
@@ -31971,7 +32115,7 @@
         <w:pStyle w:val="Compact"/>
         <w:numPr>
           <w:ilvl w:val="0"/>
-          <w:numId w:val="1006"/>
+          <w:numId w:val="1007"/>
         </w:numPr>
       </w:pPr>
       <m:oMath>
@@ -32015,7 +32159,7 @@
       <w:r>
         <w:t xml:space="preserve">(</w:t>
       </w:r>
-      <w:hyperlink r:id="rId100">
+      <w:hyperlink r:id="rId102">
         <w:r>
           <w:rPr>
             <w:rStyle w:val="Hyperlink"/>
@@ -32033,7 +32177,7 @@
         <w:t xml:space="preserve">so its square root is a positive number.</w:t>
       </w:r>
     </w:p>
-    <w:bookmarkStart w:id="103" w:name="thm-mvn-moments"/>
+    <w:bookmarkStart w:id="103" w:name="thm-mvn-density-integral"/>
     <w:p>
       <w:pPr>
         <w:pStyle w:val="FirstParagraph"/>
@@ -32043,62 +32187,7 @@
           <w:b/>
           <w:bCs/>
         </w:rPr>
-        <w:t xml:space="preserve">Theorem 11 (The multivariate normal density integrates to 1, with mean</w:t>
-      </w:r>
-      <w:r>
-        <w:rPr>
-          <w:b/>
-          <w:bCs/>
-        </w:rPr>
-        <w:t xml:space="preserve"> </w:t>
-      </w:r>
-      <m:oMath>
-        <m:acc>
-          <m:accPr>
-            <m:chr m:val="̃"/>
-          </m:accPr>
-          <m:e>
-            <m:r>
-              <m:t>μ</m:t>
-            </m:r>
-          </m:e>
-        </m:acc>
-      </m:oMath>
-      <w:r>
-        <w:rPr>
-          <w:b/>
-          <w:bCs/>
-        </w:rPr>
-        <w:t xml:space="preserve"> </w:t>
-      </w:r>
-      <w:r>
-        <w:rPr>
-          <w:b/>
-          <w:bCs/>
-        </w:rPr>
-        <w:t xml:space="preserve">and variance</w:t>
-      </w:r>
-      <w:r>
-        <w:rPr>
-          <w:b/>
-          <w:bCs/>
-        </w:rPr>
-        <w:t xml:space="preserve"> </w:t>
-      </w:r>
-      <m:oMath>
-        <m:r>
-          <m:rPr>
-            <m:sty m:val="b"/>
-          </m:rPr>
-          <m:t>Σ</m:t>
-        </m:r>
-      </m:oMath>
-      <w:r>
-        <w:rPr>
-          <w:b/>
-          <w:bCs/>
-        </w:rPr>
-        <w:t xml:space="preserve">)</w:t>
+        <w:t xml:space="preserve">Theorem 13 (The multivariate normal density integrates to 1)</w:t>
       </w:r>
       <w:r>
         <w:t xml:space="preserve"> </w:t>
@@ -32242,18 +32331,32 @@
         </m:sSup>
       </m:oMath>
       <w:r>
-        <w:t xml:space="preserve">,</w:t>
+        <w:t xml:space="preserve">.</w:t>
+      </w:r>
+    </w:p>
+    <w:bookmarkEnd w:id="103"/>
+    <w:bookmarkStart w:id="106" w:name="thm-mvn-moments"/>
+    <w:p>
+      <w:pPr>
+        <w:pStyle w:val="BodyText"/>
+      </w:pPr>
+      <w:r>
+        <w:rPr>
+          <w:b/>
+          <w:bCs/>
+        </w:rPr>
+        <w:t xml:space="preserve">Theorem 14 (The mean and variance of the multivariate normal distribution)</w:t>
+      </w:r>
+      <w:r>
+        <w:t xml:space="preserve"> </w:t>
+      </w:r>
+      <w:r>
+        <w:t xml:space="preserve">If</w:t>
       </w:r>
       <w:r>
         <w:t xml:space="preserve"> </w:t>
       </w:r>
       <m:oMath>
-        <m:r>
-          <m:rPr>
-            <m:sty m:val="p"/>
-          </m:rPr>
-          <m:t>E</m:t>
-        </m:r>
         <m:acc>
           <m:accPr>
             <m:chr m:val="̃"/>
@@ -32268,7 +32371,94 @@
           <m:rPr>
             <m:sty m:val="p"/>
           </m:rPr>
-          <m:t>=</m:t>
+          <m:t>∼</m:t>
+        </m:r>
+        <m:sSub>
+          <m:e>
+            <m:r>
+              <m:rPr>
+                <m:sty m:val="p"/>
+              </m:rPr>
+              <m:t>N</m:t>
+            </m:r>
+          </m:e>
+          <m:sub>
+            <m:r>
+              <m:t>p</m:t>
+            </m:r>
+          </m:sub>
+        </m:sSub>
+        <m:r>
+          <m:t>​</m:t>
+        </m:r>
+        <m:d>
+          <m:dPr>
+            <m:begChr m:val="("/>
+            <m:sepChr m:val=""/>
+            <m:endChr m:val=")"/>
+            <m:grow/>
+          </m:dPr>
+          <m:e>
+            <m:acc>
+              <m:accPr>
+                <m:chr m:val="̃"/>
+              </m:accPr>
+              <m:e>
+                <m:r>
+                  <m:t>μ</m:t>
+                </m:r>
+              </m:e>
+            </m:acc>
+            <m:r>
+              <m:rPr>
+                <m:sty m:val="p"/>
+              </m:rPr>
+              <m:t>,</m:t>
+            </m:r>
+            <m:r>
+              <m:rPr>
+                <m:sty m:val="b"/>
+              </m:rPr>
+              <m:t>Σ</m:t>
+            </m:r>
+          </m:e>
+        </m:d>
+        <m:r>
+          <m:t>​</m:t>
+        </m:r>
+      </m:oMath>
+      <w:r>
+        <w:t xml:space="preserve"> </w:t>
+      </w:r>
+      <w:r>
+        <w:t xml:space="preserve">(</w:t>
+      </w:r>
+      <w:hyperlink w:anchor="def-mvn">
+        <w:r>
+          <w:rPr>
+            <w:rStyle w:val="Hyperlink"/>
+          </w:rPr>
+          <w:t xml:space="preserve">Definition 8</w:t>
+        </w:r>
+      </w:hyperlink>
+      <w:r>
+        <w:t xml:space="preserve">),</w:t>
+      </w:r>
+      <w:r>
+        <w:t xml:space="preserve"> </w:t>
+      </w:r>
+      <w:r>
+        <w:t xml:space="preserve">then</w:t>
+      </w:r>
+      <w:r>
+        <w:t xml:space="preserve"> </w:t>
+      </w:r>
+      <m:oMath>
+        <m:r>
+          <m:rPr>
+            <m:sty m:val="p"/>
+          </m:rPr>
+          <m:t>E</m:t>
         </m:r>
         <m:acc>
           <m:accPr>
@@ -32276,6 +32466,22 @@
           </m:accPr>
           <m:e>
             <m:r>
+              <m:t>X</m:t>
+            </m:r>
+          </m:e>
+        </m:acc>
+        <m:r>
+          <m:rPr>
+            <m:sty m:val="p"/>
+          </m:rPr>
+          <m:t>=</m:t>
+        </m:r>
+        <m:acc>
+          <m:accPr>
+            <m:chr m:val="̃"/>
+          </m:accPr>
+          <m:e>
+            <m:r>
               <m:t>μ</m:t>
             </m:r>
           </m:e>
@@ -32290,7 +32496,7 @@
       <w:r>
         <w:t xml:space="preserve"> </w:t>
       </w:r>
-      <w:hyperlink r:id="rId101">
+      <w:hyperlink r:id="rId104">
         <w:r>
           <w:rPr>
             <w:rStyle w:val="Hyperlink"/>
@@ -32365,7 +32571,7 @@
       <w:r>
         <w:t xml:space="preserve"> </w:t>
       </w:r>
-      <w:hyperlink r:id="rId102">
+      <w:hyperlink r:id="rId105">
         <w:r>
           <w:rPr>
             <w:rStyle w:val="Hyperlink"/>
@@ -32377,7 +32583,7 @@
         <w:t xml:space="preserve">).</w:t>
       </w:r>
     </w:p>
-    <w:bookmarkEnd w:id="103"/>
+    <w:bookmarkEnd w:id="106"/>
     <w:p>
       <w:pPr>
         <w:pStyle w:val="BodyText"/>
@@ -32421,7 +32627,7 @@
       <w:r>
         <w:t xml:space="preserve"> </w:t>
       </w:r>
-      <w:hyperlink r:id="rId104">
+      <w:hyperlink r:id="rId107">
         <w:r>
           <w:rPr>
             <w:rStyle w:val="Hyperlink"/>
@@ -32441,7 +32647,7 @@
       <w:r>
         <w:t xml:space="preserve"> </w:t>
       </w:r>
-      <w:hyperlink r:id="rId105">
+      <w:hyperlink r:id="rId108">
         <w:r>
           <w:rPr>
             <w:rStyle w:val="Hyperlink"/>
@@ -32484,7 +32690,7 @@
       <w:r>
         <w:t xml:space="preserve"> </w:t>
       </w:r>
-      <w:hyperlink r:id="rId106">
+      <w:hyperlink r:id="rId109">
         <w:r>
           <w:rPr>
             <w:rStyle w:val="Hyperlink"/>
@@ -32504,7 +32710,7 @@
       <w:r>
         <w:t xml:space="preserve"> </w:t>
       </w:r>
-      <w:hyperlink r:id="rId107">
+      <w:hyperlink r:id="rId110">
         <w:r>
           <w:rPr>
             <w:rStyle w:val="Hyperlink"/>
@@ -32522,7 +32728,7 @@
         <w:t xml:space="preserve">which has no joint density.</w:t>
       </w:r>
     </w:p>
-    <w:bookmarkStart w:id="108" w:name="exm-mvn-univariate"/>
+    <w:bookmarkStart w:id="111" w:name="exm-mvn-univariate"/>
     <w:p>
       <w:pPr>
         <w:pStyle w:val="BodyText"/>
@@ -32756,7 +32962,7 @@
       <w:r>
         <w:t xml:space="preserve">(</w:t>
       </w:r>
-      <w:hyperlink r:id="rId95">
+      <w:hyperlink r:id="rId97">
         <w:r>
           <w:rPr>
             <w:rStyle w:val="Hyperlink"/>
@@ -33339,8 +33545,8 @@
         <w:t xml:space="preserve">.</w:t>
       </w:r>
     </w:p>
-    <w:bookmarkEnd w:id="108"/>
-    <w:bookmarkStart w:id="109" w:name="lem-mahalanobis-nonneg"/>
+    <w:bookmarkEnd w:id="111"/>
+    <w:bookmarkStart w:id="112" w:name="lem-mahalanobis-nonneg"/>
     <w:p>
       <w:pPr>
         <w:pStyle w:val="BodyText"/>
@@ -33639,7 +33845,7 @@
         <w:t xml:space="preserve">.</w:t>
       </w:r>
     </w:p>
-    <w:bookmarkEnd w:id="109"/>
+    <w:bookmarkEnd w:id="112"/>
     <w:p>
       <w:pPr>
         <w:pStyle w:val="BodyText"/>
@@ -33689,7 +33895,7 @@
       <w:r>
         <w:t xml:space="preserve">(</w:t>
       </w:r>
-      <w:hyperlink r:id="rId99">
+      <w:hyperlink r:id="rId101">
         <w:r>
           <w:rPr>
             <w:rStyle w:val="Hyperlink"/>
@@ -33799,7 +34005,7 @@
       <w:r>
         <w:t xml:space="preserve"> </w:t>
       </w:r>
-      <w:hyperlink r:id="rId94">
+      <w:hyperlink r:id="rId96">
         <w:r>
           <w:rPr>
             <w:rStyle w:val="Hyperlink"/>
@@ -33918,7 +34124,7 @@
         <w:t xml:space="preserve">.</w:t>
       </w:r>
     </w:p>
-    <w:bookmarkStart w:id="110" w:name="def-mahalanobis"/>
+    <w:bookmarkStart w:id="113" w:name="def-mahalanobis"/>
     <w:p>
       <w:pPr>
         <w:pStyle w:val="BodyText"/>
@@ -34290,7 +34496,7 @@
         </m:oMath>
       </m:oMathPara>
     </w:p>
-    <w:bookmarkEnd w:id="110"/>
+    <w:bookmarkEnd w:id="113"/>
     <w:p>
       <w:pPr>
         <w:pStyle w:val="FirstParagraph"/>
@@ -34331,7 +34537,7 @@
       <w:r>
         <w:t xml:space="preserve"> </w:t>
       </w:r>
-      <w:hyperlink r:id="rId111">
+      <w:hyperlink r:id="rId114">
         <w:r>
           <w:rPr>
             <w:rStyle w:val="Hyperlink"/>
@@ -34343,7 +34549,7 @@
         <w:t xml:space="preserve">.</w:t>
       </w:r>
     </w:p>
-    <w:bookmarkStart w:id="112" w:name="cor-mvn-mahalanobis"/>
+    <w:bookmarkStart w:id="115" w:name="cor-mvn-mahalanobis"/>
     <w:p>
       <w:pPr>
         <w:pStyle w:val="BodyText"/>
@@ -34881,7 +35087,7 @@
         <w:t xml:space="preserve">.</w:t>
       </w:r>
     </w:p>
-    <w:bookmarkEnd w:id="112"/>
+    <w:bookmarkEnd w:id="115"/>
     <w:p>
       <w:pPr>
         <w:pStyle w:val="BodyText"/>
@@ -35119,7 +35325,7 @@
         <w:t xml:space="preserve">.</w:t>
       </w:r>
     </w:p>
-    <w:bookmarkStart w:id="114" w:name="exm-mahalanobis-special"/>
+    <w:bookmarkStart w:id="117" w:name="exm-mahalanobis-special"/>
     <w:p>
       <w:pPr>
         <w:pStyle w:val="BodyText"/>
@@ -35157,7 +35363,7 @@
       <w:r>
         <w:t xml:space="preserve"> </w:t>
       </w:r>
-      <w:hyperlink r:id="rId113">
+      <w:hyperlink r:id="rId116">
         <w:r>
           <w:rPr>
             <w:rStyle w:val="Hyperlink"/>
@@ -35376,7 +35582,7 @@
       <w:r>
         <w:t xml:space="preserve"> </w:t>
       </w:r>
-      <w:hyperlink r:id="rId96">
+      <w:hyperlink r:id="rId98">
         <w:r>
           <w:rPr>
             <w:rStyle w:val="Hyperlink"/>
@@ -35562,7 +35768,7 @@
         <w:pStyle w:val="Compact"/>
         <w:numPr>
           <w:ilvl w:val="0"/>
-          <w:numId w:val="1007"/>
+          <w:numId w:val="1008"/>
         </w:numPr>
       </w:pPr>
       <w:r>
@@ -35752,7 +35958,7 @@
         <w:pStyle w:val="Compact"/>
         <w:numPr>
           <w:ilvl w:val="0"/>
-          <w:numId w:val="1007"/>
+          <w:numId w:val="1008"/>
         </w:numPr>
       </w:pPr>
       <w:r>
@@ -35876,8 +36082,8 @@
         <w:t xml:space="preserve">in units of that coordinate’s standard deviation.</w:t>
       </w:r>
     </w:p>
-    <w:bookmarkEnd w:id="114"/>
-    <w:bookmarkStart w:id="115" w:name="thm-mvn-diagonal-indpt"/>
+    <w:bookmarkEnd w:id="117"/>
+    <w:bookmarkStart w:id="118" w:name="thm-mvn-diagonal-indpt"/>
     <w:p>
       <w:pPr>
         <w:pStyle w:val="BodyText"/>
@@ -35887,7 +36093,7 @@
           <w:b/>
           <w:bCs/>
         </w:rPr>
-        <w:t xml:space="preserve">Theorem 12 (A multivariate normal vector with diagonal variance has independent normal components)</w:t>
+        <w:t xml:space="preserve">Theorem 15 (A multivariate normal vector with diagonal variance has independent normal components)</w:t>
       </w:r>
       <w:r>
         <w:t xml:space="preserve"> </w:t>
@@ -36064,7 +36270,7 @@
         <w:pStyle w:val="Compact"/>
         <w:numPr>
           <w:ilvl w:val="0"/>
-          <w:numId w:val="1008"/>
+          <w:numId w:val="1009"/>
         </w:numPr>
       </w:pPr>
       <w:r>
@@ -36214,7 +36420,7 @@
         <w:pStyle w:val="Compact"/>
         <w:numPr>
           <w:ilvl w:val="0"/>
-          <w:numId w:val="1008"/>
+          <w:numId w:val="1009"/>
         </w:numPr>
       </w:pPr>
       <w:r>
@@ -36309,7 +36515,7 @@
         <w:pStyle w:val="Compact"/>
         <w:numPr>
           <w:ilvl w:val="0"/>
-          <w:numId w:val="1008"/>
+          <w:numId w:val="1009"/>
         </w:numPr>
       </w:pPr>
       <m:oMath>
@@ -36365,7 +36571,7 @@
       <w:r>
         <w:t xml:space="preserve"> </w:t>
       </w:r>
-      <w:hyperlink r:id="rId59">
+      <w:hyperlink r:id="rId60">
         <w:r>
           <w:rPr>
             <w:rStyle w:val="Hyperlink"/>
@@ -36377,7 +36583,7 @@
         <w:t xml:space="preserve">.</w:t>
       </w:r>
     </w:p>
-    <w:bookmarkEnd w:id="115"/>
+    <w:bookmarkEnd w:id="118"/>
     <w:p>
       <w:pPr>
         <w:pStyle w:val="FirstParagraph"/>
@@ -36398,7 +36604,7 @@
       <w:r>
         <w:t xml:space="preserve"> </w:t>
       </w:r>
-      <w:hyperlink r:id="rId116">
+      <w:hyperlink r:id="rId119">
         <w:r>
           <w:rPr>
             <w:rStyle w:val="Hyperlink"/>
@@ -37304,7 +37510,7 @@
       <w:r>
         <w:t xml:space="preserve">(</w:t>
       </w:r>
-      <w:hyperlink r:id="rId105">
+      <w:hyperlink r:id="rId120">
         <w:r>
           <w:rPr>
             <w:rStyle w:val="Hyperlink"/>
@@ -37412,7 +37618,7 @@
       <w:r>
         <w:t xml:space="preserve">(</w:t>
       </w:r>
-      <w:hyperlink r:id="rId117">
+      <w:hyperlink r:id="rId121">
         <w:r>
           <w:rPr>
             <w:rStyle w:val="Hyperlink"/>
@@ -37458,7 +37664,7 @@
       <w:r>
         <w:t xml:space="preserve"> </w:t>
       </w:r>
-      <w:hyperlink r:id="rId118">
+      <w:hyperlink r:id="rId122">
         <w:r>
           <w:rPr>
             <w:rStyle w:val="Hyperlink"/>
@@ -37490,7 +37696,7 @@
         <w:t xml:space="preserve">variables as its remark describes.</w:t>
       </w:r>
     </w:p>
-    <w:bookmarkStart w:id="119" w:name="cor-mvn-uncorrelated-indpt"/>
+    <w:bookmarkStart w:id="123" w:name="cor-mvn-uncorrelated-indpt"/>
     <w:p>
       <w:pPr>
         <w:pStyle w:val="BodyText"/>
@@ -37766,7 +37972,7 @@
         <w:t xml:space="preserve">.</w:t>
       </w:r>
     </w:p>
-    <w:bookmarkEnd w:id="119"/>
+    <w:bookmarkEnd w:id="123"/>
     <w:p>
       <w:pPr>
         <w:pStyle w:val="BodyText"/>
@@ -37792,7 +37998,7 @@
           <w:rPr>
             <w:rStyle w:val="Hyperlink"/>
           </w:rPr>
-          <w:t xml:space="preserve">Theorem 11</w:t>
+          <w:t xml:space="preserve">Theorem 14</w:t>
         </w:r>
       </w:hyperlink>
       <w:r>
@@ -37951,7 +38157,7 @@
       <w:r>
         <w:t xml:space="preserve">(</w:t>
       </w:r>
-      <w:hyperlink r:id="rId120">
+      <w:hyperlink r:id="rId124">
         <w:r>
           <w:rPr>
             <w:rStyle w:val="Hyperlink"/>
@@ -37999,7 +38205,7 @@
           <w:rPr>
             <w:rStyle w:val="Hyperlink"/>
           </w:rPr>
-          <w:t xml:space="preserve">Theorem 12</w:t>
+          <w:t xml:space="preserve">Theorem 15</w:t>
         </w:r>
       </w:hyperlink>
       <w:r>
@@ -38017,7 +38223,7 @@
         <w:pStyle w:val="Compact"/>
         <w:numPr>
           <w:ilvl w:val="0"/>
-          <w:numId w:val="1009"/>
+          <w:numId w:val="1010"/>
         </w:numPr>
       </w:pPr>
       <w:r>
@@ -38093,7 +38299,7 @@
         <w:pStyle w:val="Compact"/>
         <w:numPr>
           <w:ilvl w:val="0"/>
-          <w:numId w:val="1009"/>
+          <w:numId w:val="1010"/>
         </w:numPr>
       </w:pPr>
       <w:r>
@@ -38134,7 +38340,7 @@
       <w:r>
         <w:t xml:space="preserve">(</w:t>
       </w:r>
-      <w:hyperlink r:id="rId117">
+      <w:hyperlink r:id="rId121">
         <w:r>
           <w:rPr>
             <w:rStyle w:val="Hyperlink"/>
@@ -38171,7 +38377,7 @@
         <w:pStyle w:val="Compact"/>
         <w:numPr>
           <w:ilvl w:val="0"/>
-          <w:numId w:val="1009"/>
+          <w:numId w:val="1010"/>
         </w:numPr>
       </w:pPr>
       <m:oMath>
@@ -38333,7 +38539,7 @@
       <w:r>
         <w:t xml:space="preserve"> </w:t>
       </w:r>
-      <w:hyperlink r:id="rId121">
+      <w:hyperlink r:id="rId125">
         <w:r>
           <w:rPr>
             <w:rStyle w:val="Hyperlink"/>
@@ -38440,7 +38646,7 @@
       <w:r>
         <w:t xml:space="preserve"> </w:t>
       </w:r>
-      <w:hyperlink r:id="rId122">
+      <w:hyperlink r:id="rId126">
         <w:r>
           <w:rPr>
             <w:rStyle w:val="Hyperlink"/>
@@ -38475,7 +38681,7 @@
       <w:r>
         <w:t xml:space="preserve">(</w:t>
       </w:r>
-      <w:hyperlink r:id="rId123">
+      <w:hyperlink r:id="rId127">
         <w:r>
           <w:rPr>
             <w:rStyle w:val="Hyperlink"/>
@@ -38521,7 +38727,7 @@
       <w:r>
         <w:t xml:space="preserve">(</w:t>
       </w:r>
-      <w:hyperlink r:id="rId124">
+      <w:hyperlink r:id="rId128">
         <w:r>
           <w:rPr>
             <w:rStyle w:val="Hyperlink"/>
@@ -38533,7 +38739,7 @@
         <w:t xml:space="preserve">).</w:t>
       </w:r>
     </w:p>
-    <w:bookmarkStart w:id="126" w:name="thm-mahalanobis-eigen"/>
+    <w:bookmarkStart w:id="130" w:name="thm-mahalanobis-eigen"/>
     <w:p>
       <w:pPr>
         <w:pStyle w:val="BodyText"/>
@@ -38543,7 +38749,7 @@
           <w:b/>
           <w:bCs/>
         </w:rPr>
-        <w:t xml:space="preserve">Theorem 13 (Mahalanobis distance in eigenvector coordinates)</w:t>
+        <w:t xml:space="preserve">Theorem 16 (Mahalanobis distance in eigenvector coordinates)</w:t>
       </w:r>
       <w:r>
         <w:t xml:space="preserve"> </w:t>
@@ -38571,7 +38777,7 @@
       <w:r>
         <w:t xml:space="preserve"> </w:t>
       </w:r>
-      <w:hyperlink r:id="rId125">
+      <w:hyperlink r:id="rId129">
         <w:r>
           <w:rPr>
             <w:rStyle w:val="Hyperlink"/>
@@ -38992,7 +39198,7 @@
         </m:oMath>
       </m:oMathPara>
     </w:p>
-    <w:bookmarkEnd w:id="126"/>
+    <w:bookmarkEnd w:id="130"/>
     <w:p>
       <w:pPr>
         <w:pStyle w:val="FirstParagraph"/>
@@ -39211,7 +39417,7 @@
       <w:r>
         <w:t xml:space="preserve"> </w:t>
       </w:r>
-      <w:hyperlink r:id="rId99">
+      <w:hyperlink r:id="rId101">
         <w:r>
           <w:rPr>
             <w:rStyle w:val="Hyperlink"/>
@@ -40146,7 +40352,7 @@
         <w:t xml:space="preserve">.</w:t>
       </w:r>
     </w:p>
-    <w:bookmarkStart w:id="128" w:name="exm-mahalanobis-eigen"/>
+    <w:bookmarkStart w:id="132" w:name="exm-mahalanobis-eigen"/>
     <w:p>
       <w:pPr>
         <w:pStyle w:val="BodyText"/>
@@ -40508,7 +40714,7 @@
       <w:r>
         <w:t xml:space="preserve">(</w:t>
       </w:r>
-      <w:hyperlink r:id="rId127">
+      <w:hyperlink r:id="rId131">
         <w:r>
           <w:rPr>
             <w:rStyle w:val="Hyperlink"/>
@@ -40533,7 +40739,7 @@
           <w:rPr>
             <w:rStyle w:val="Hyperlink"/>
           </w:rPr>
-          <w:t xml:space="preserve">Theorem 13</w:t>
+          <w:t xml:space="preserve">Theorem 16</w:t>
         </w:r>
       </w:hyperlink>
       <w:r>
@@ -41653,9 +41859,9 @@
         <w:t xml:space="preserve">are positively correlated.</w:t>
       </w:r>
     </w:p>
-    <w:bookmarkEnd w:id="128"/>
-    <w:bookmarkEnd w:id="129"/>
-    <w:bookmarkStart w:id="142" w:name="sec-mixture"/>
+    <w:bookmarkEnd w:id="132"/>
+    <w:bookmarkEnd w:id="133"/>
+    <w:bookmarkStart w:id="148" w:name="sec-mixture"/>
     <w:p>
       <w:pPr>
         <w:pStyle w:val="Heading2"/>
@@ -41664,7 +41870,7 @@
         <w:t xml:space="preserve">7 Mixture distributions</w:t>
       </w:r>
     </w:p>
-    <w:bookmarkStart w:id="130" w:name="def-mixture"/>
+    <w:bookmarkStart w:id="134" w:name="def-mixture"/>
     <w:p>
       <w:pPr>
         <w:pStyle w:val="FirstParagraph"/>
@@ -41821,7 +42027,7 @@
         <w:pStyle w:val="Compact"/>
         <w:numPr>
           <w:ilvl w:val="0"/>
-          <w:numId w:val="1010"/>
+          <w:numId w:val="1011"/>
         </w:numPr>
       </w:pPr>
       <m:oMath>
@@ -41870,7 +42076,7 @@
         <w:pStyle w:val="Compact"/>
         <w:numPr>
           <w:ilvl w:val="0"/>
-          <w:numId w:val="1010"/>
+          <w:numId w:val="1011"/>
         </w:numPr>
       </w:pPr>
       <m:oMath>
@@ -42239,11 +42445,23 @@
         </m:oMath>
       </m:oMathPara>
     </w:p>
+    <w:bookmarkEnd w:id="134"/>
+    <w:bookmarkStart w:id="135" w:name="def-mixture-component"/>
     <w:p>
       <w:pPr>
         <w:pStyle w:val="FirstParagraph"/>
       </w:pPr>
       <w:r>
+        <w:rPr>
+          <w:b/>
+          <w:bCs/>
+        </w:rPr>
+        <w:t xml:space="preserve">Definition 11 (Mixture component)</w:t>
+      </w:r>
+      <w:r>
+        <w:t xml:space="preserve"> </w:t>
+      </w:r>
+      <w:r>
         <w:t xml:space="preserve">The densities</w:t>
       </w:r>
       <w:r>
@@ -42303,7 +42521,18 @@
         <w:t xml:space="preserve"> </w:t>
       </w:r>
       <w:r>
-        <w:t xml:space="preserve">are the mixture’s</w:t>
+        <w:t xml:space="preserve">in a mixture (</w:t>
+      </w:r>
+      <w:hyperlink w:anchor="def-mixture">
+        <w:r>
+          <w:rPr>
+            <w:rStyle w:val="Hyperlink"/>
+          </w:rPr>
+          <w:t xml:space="preserve">Definition 10</w:t>
+        </w:r>
+      </w:hyperlink>
+      <w:r>
+        <w:t xml:space="preserve">) are its</w:t>
       </w:r>
       <w:r>
         <w:t xml:space="preserve"> </w:t>
@@ -42319,8 +42548,8 @@
         <w:t xml:space="preserve">.</w:t>
       </w:r>
     </w:p>
-    <w:bookmarkEnd w:id="130"/>
-    <w:bookmarkStart w:id="133" w:name="thm-mixture-two-stage"/>
+    <w:bookmarkEnd w:id="135"/>
+    <w:bookmarkStart w:id="138" w:name="thm-mixture-two-stage"/>
     <w:p>
       <w:pPr>
         <w:pStyle w:val="BodyText"/>
@@ -42330,7 +42559,7 @@
           <w:b/>
           <w:bCs/>
         </w:rPr>
-        <w:t xml:space="preserve">Theorem 14 (A mixture is the density of a two-stage random variable)</w:t>
+        <w:t xml:space="preserve">Theorem 17 (A mixture is the density of a two-stage random variable)</w:t>
       </w:r>
       <w:r>
         <w:t xml:space="preserve"> </w:t>
@@ -42381,7 +42610,7 @@
       <w:r>
         <w:t xml:space="preserve"> </w:t>
       </w:r>
-      <w:hyperlink r:id="rId131">
+      <w:hyperlink r:id="rId136">
         <w:r>
           <w:rPr>
             <w:rStyle w:val="Hyperlink"/>
@@ -42650,7 +42879,7 @@
         <w:pStyle w:val="Compact"/>
         <w:numPr>
           <w:ilvl w:val="0"/>
-          <w:numId w:val="1011"/>
+          <w:numId w:val="1012"/>
         </w:numPr>
       </w:pPr>
       <m:oMath>
@@ -42712,7 +42941,7 @@
         <w:pStyle w:val="Compact"/>
         <w:numPr>
           <w:ilvl w:val="0"/>
-          <w:numId w:val="1011"/>
+          <w:numId w:val="1012"/>
         </w:numPr>
       </w:pPr>
       <w:r>
@@ -42770,7 +42999,7 @@
       <w:r>
         <w:t xml:space="preserve"> </w:t>
       </w:r>
-      <w:hyperlink r:id="rId132">
+      <w:hyperlink r:id="rId137">
         <w:r>
           <w:rPr>
             <w:rStyle w:val="Hyperlink"/>
@@ -42850,7 +43079,7 @@
         <w:pStyle w:val="Compact"/>
         <w:numPr>
           <w:ilvl w:val="0"/>
-          <w:numId w:val="1011"/>
+          <w:numId w:val="1012"/>
         </w:numPr>
       </w:pPr>
       <w:r>
@@ -42898,7 +43127,7 @@
         <w:t xml:space="preserve">.</w:t>
       </w:r>
     </w:p>
-    <w:bookmarkEnd w:id="133"/>
+    <w:bookmarkEnd w:id="138"/>
     <w:p>
       <w:pPr>
         <w:pStyle w:val="FirstParagraph"/>
@@ -42919,7 +43148,7 @@
       <w:r>
         <w:t xml:space="preserve"> </w:t>
       </w:r>
-      <w:hyperlink r:id="rId134">
+      <w:hyperlink r:id="rId139">
         <w:r>
           <w:rPr>
             <w:rStyle w:val="Hyperlink"/>
@@ -43143,7 +43372,7 @@
       <w:r>
         <w:t xml:space="preserve"> </w:t>
       </w:r>
-      <w:hyperlink r:id="rId132">
+      <w:hyperlink r:id="rId137">
         <w:r>
           <w:rPr>
             <w:rStyle w:val="Hyperlink"/>
@@ -44054,7 +44283,7 @@
       <w:r>
         <w:t xml:space="preserve"> </w:t>
       </w:r>
-      <w:hyperlink r:id="rId71">
+      <w:hyperlink r:id="rId72">
         <w:r>
           <w:rPr>
             <w:rStyle w:val="Hyperlink"/>
@@ -44099,7 +44328,7 @@
           <w:rPr>
             <w:rStyle w:val="Hyperlink"/>
           </w:rPr>
-          <w:t xml:space="preserve">Theorem 14</w:t>
+          <w:t xml:space="preserve">Theorem 17</w:t>
         </w:r>
       </w:hyperlink>
       <w:r>
@@ -44315,7 +44544,7 @@
         <w:t xml:space="preserve">.</w:t>
       </w:r>
     </w:p>
-    <w:bookmarkStart w:id="135" w:name="thm-mixture-mean"/>
+    <w:bookmarkStart w:id="140" w:name="thm-mixture-mean"/>
     <w:p>
       <w:pPr>
         <w:pStyle w:val="BodyText"/>
@@ -44325,7 +44554,7 @@
           <w:b/>
           <w:bCs/>
         </w:rPr>
-        <w:t xml:space="preserve">Theorem 15 (The mean of a mixture is the weighted mean of the component means)</w:t>
+        <w:t xml:space="preserve">Theorem 18 (The mean of a mixture is the weighted mean of the component means)</w:t>
       </w:r>
       <w:r>
         <w:t xml:space="preserve"> </w:t>
@@ -44629,7 +44858,7 @@
         </m:oMath>
       </m:oMathPara>
     </w:p>
-    <w:bookmarkEnd w:id="135"/>
+    <w:bookmarkEnd w:id="140"/>
     <w:p>
       <w:pPr>
         <w:pStyle w:val="FirstParagraph"/>
@@ -45478,7 +45707,7 @@
       <w:r>
         <w:t xml:space="preserve"> </w:t>
       </w:r>
-      <w:hyperlink r:id="rId136">
+      <w:hyperlink r:id="rId141">
         <w:r>
           <w:rPr>
             <w:rStyle w:val="Hyperlink"/>
@@ -45490,7 +45719,7 @@
         <w:t xml:space="preserve">.</w:t>
       </w:r>
     </w:p>
-    <w:bookmarkStart w:id="137" w:name="thm-mixture-posterior"/>
+    <w:bookmarkStart w:id="142" w:name="thm-mixture-posterior"/>
     <w:p>
       <w:pPr>
         <w:pStyle w:val="BodyText"/>
@@ -45500,7 +45729,7 @@
           <w:b/>
           <w:bCs/>
         </w:rPr>
-        <w:t xml:space="preserve">Theorem 16 (Which component did an observation come from?)</w:t>
+        <w:t xml:space="preserve">Theorem 19 (Which component did an observation come from?)</w:t>
       </w:r>
       <w:r>
         <w:t xml:space="preserve"> </w:t>
@@ -45516,7 +45745,7 @@
           <w:rPr>
             <w:rStyle w:val="Hyperlink"/>
           </w:rPr>
-          <w:t xml:space="preserve">Theorem 14</w:t>
+          <w:t xml:space="preserve">Theorem 17</w:t>
         </w:r>
       </w:hyperlink>
       <w:r>
@@ -45788,7 +46017,7 @@
         </m:oMath>
       </m:oMathPara>
     </w:p>
-    <w:bookmarkEnd w:id="137"/>
+    <w:bookmarkEnd w:id="142"/>
     <w:p>
       <w:pPr>
         <w:pStyle w:val="FirstParagraph"/>
@@ -45814,7 +46043,7 @@
           <w:rPr>
             <w:rStyle w:val="Hyperlink"/>
           </w:rPr>
-          <w:t xml:space="preserve">Theorem 14</w:t>
+          <w:t xml:space="preserve">Theorem 17</w:t>
         </w:r>
       </w:hyperlink>
       <w:r>
@@ -45870,7 +46099,7 @@
       <w:r>
         <w:t xml:space="preserve"> </w:t>
       </w:r>
-      <w:hyperlink r:id="rId132">
+      <w:hyperlink r:id="rId137">
         <w:r>
           <w:rPr>
             <w:rStyle w:val="Hyperlink"/>
@@ -46286,7 +46515,7 @@
           <w:rPr>
             <w:rStyle w:val="Hyperlink"/>
           </w:rPr>
-          <w:t xml:space="preserve">Theorem 16</w:t>
+          <w:t xml:space="preserve">Theorem 19</w:t>
         </w:r>
       </w:hyperlink>
       <w:r>
@@ -46298,7 +46527,7 @@
       <w:r>
         <w:t xml:space="preserve"> </w:t>
       </w:r>
-      <w:hyperlink r:id="rId138">
+      <w:hyperlink r:id="rId143">
         <w:r>
           <w:rPr>
             <w:rStyle w:val="Hyperlink"/>
@@ -46456,7 +46685,7 @@
       <w:r>
         <w:t xml:space="preserve"> </w:t>
       </w:r>
-      <w:hyperlink r:id="rId139">
+      <w:hyperlink r:id="rId144">
         <w:r>
           <w:rPr>
             <w:rStyle w:val="Hyperlink"/>
@@ -46467,79 +46696,124 @@
       <w:r>
         <w:t xml:space="preserve">.</w:t>
       </w:r>
-      <w:r>
-        <w:t xml:space="preserve"> </w:t>
-      </w:r>
-      <w:r>
-        <w:t xml:space="preserve">In machine learning,</w:t>
-      </w:r>
-      <w:r>
-        <w:t xml:space="preserve"> </w:t>
-      </w:r>
-      <m:oMath>
-        <m:r>
-          <m:rPr>
-            <m:sty m:val="p"/>
-          </m:rPr>
-          <m:t>P</m:t>
-        </m:r>
-        <m:r>
-          <m:rPr>
-            <m:sty m:val="p"/>
-          </m:rPr>
-          <m:t>(</m:t>
-        </m:r>
-        <m:r>
-          <m:t>C</m:t>
-        </m:r>
-        <m:r>
-          <m:rPr>
-            <m:sty m:val="p"/>
-          </m:rPr>
-          <m:t>=</m:t>
-        </m:r>
-        <m:r>
-          <m:t>c</m:t>
-        </m:r>
-        <m:r>
-          <m:rPr>
-            <m:sty m:val="p"/>
-          </m:rPr>
-          <m:t>∣</m:t>
-        </m:r>
-        <m:r>
-          <m:t>X</m:t>
-        </m:r>
-        <m:r>
-          <m:rPr>
-            <m:sty m:val="p"/>
-          </m:rPr>
-          <m:t>=</m:t>
-        </m:r>
-        <m:r>
-          <m:t>x</m:t>
-        </m:r>
-        <m:r>
-          <m:rPr>
-            <m:sty m:val="p"/>
-          </m:rPr>
-          <m:t>)</m:t>
-        </m:r>
-      </m:oMath>
-      <w:r>
-        <w:t xml:space="preserve"> </w:t>
-      </w:r>
-      <w:r>
-        <w:t xml:space="preserve">is called the</w:t>
-      </w:r>
-      <w:r>
-        <w:t xml:space="preserve"> </w:t>
-      </w:r>
+    </w:p>
+    <w:bookmarkStart w:id="145" w:name="def-responsibility"/>
+    <w:p>
+      <w:pPr>
+        <w:pStyle w:val="BodyText"/>
+      </w:pPr>
       <w:r>
         <w:rPr>
           <w:b/>
           <w:bCs/>
         </w:rPr>
+        <w:t xml:space="preserve">Definition 12 (Responsibility of a mixture component)</w:t>
+      </w:r>
+      <w:r>
+        <w:t xml:space="preserve"> </w:t>
+      </w:r>
+      <w:r>
+        <w:t xml:space="preserve">In the setting of</w:t>
+      </w:r>
+      <w:r>
+        <w:t xml:space="preserve"> </w:t>
+      </w:r>
+      <w:hyperlink w:anchor="thm-mixture-posterior">
+        <w:r>
+          <w:rPr>
+            <w:rStyle w:val="Hyperlink"/>
+          </w:rPr>
+          <w:t xml:space="preserve">Theorem 19</w:t>
+        </w:r>
+      </w:hyperlink>
+      <w:r>
+        <w:t xml:space="preserve">,</w:t>
+      </w:r>
+      <w:r>
+        <w:t xml:space="preserve"> </w:t>
+      </w:r>
+      <w:r>
+        <w:t xml:space="preserve">the conditional probability</w:t>
+      </w:r>
+      <w:r>
+        <w:t xml:space="preserve"> </w:t>
+      </w:r>
+      <m:oMath>
+        <m:r>
+          <m:rPr>
+            <m:sty m:val="p"/>
+          </m:rPr>
+          <m:t>P</m:t>
+        </m:r>
+        <m:r>
+          <m:rPr>
+            <m:sty m:val="p"/>
+          </m:rPr>
+          <m:t>(</m:t>
+        </m:r>
+        <m:r>
+          <m:t>C</m:t>
+        </m:r>
+        <m:r>
+          <m:rPr>
+            <m:sty m:val="p"/>
+          </m:rPr>
+          <m:t>=</m:t>
+        </m:r>
+        <m:r>
+          <m:t>c</m:t>
+        </m:r>
+        <m:r>
+          <m:rPr>
+            <m:sty m:val="p"/>
+          </m:rPr>
+          <m:t>∣</m:t>
+        </m:r>
+        <m:r>
+          <m:t>X</m:t>
+        </m:r>
+        <m:r>
+          <m:rPr>
+            <m:sty m:val="p"/>
+          </m:rPr>
+          <m:t>=</m:t>
+        </m:r>
+        <m:r>
+          <m:t>x</m:t>
+        </m:r>
+        <m:r>
+          <m:rPr>
+            <m:sty m:val="p"/>
+          </m:rPr>
+          <m:t>)</m:t>
+        </m:r>
+      </m:oMath>
+      <w:r>
+        <w:t xml:space="preserve"> </w:t>
+      </w:r>
+      <w:r>
+        <w:t xml:space="preserve">is called,</w:t>
+      </w:r>
+      <w:r>
+        <w:t xml:space="preserve"> </w:t>
+      </w:r>
+      <w:r>
+        <w:t xml:space="preserve">in machine learning,</w:t>
+      </w:r>
+      <w:r>
+        <w:t xml:space="preserve"> </w:t>
+      </w:r>
+      <w:r>
+        <w:t xml:space="preserve">the</w:t>
+      </w:r>
+      <w:r>
+        <w:t xml:space="preserve"> </w:t>
+      </w:r>
+      <w:r>
+        <w:rPr>
+          <w:b/>
+          <w:bCs/>
+        </w:rPr>
         <w:t xml:space="preserve">responsibility</w:t>
       </w:r>
       <w:r>
@@ -46574,7 +46848,8 @@
         <w:t xml:space="preserve">.</w:t>
       </w:r>
     </w:p>
-    <w:bookmarkStart w:id="140" w:name="exm-mixture-gaussian"/>
+    <w:bookmarkEnd w:id="145"/>
+    <w:bookmarkStart w:id="146" w:name="exm-mixture-gaussian"/>
     <w:p>
       <w:pPr>
         <w:pStyle w:val="BodyText"/>
@@ -46907,7 +47182,7 @@
       <w:pPr>
         <w:numPr>
           <w:ilvl w:val="0"/>
-          <w:numId w:val="1012"/>
+          <w:numId w:val="1013"/>
         </w:numPr>
       </w:pPr>
       <w:r>
@@ -46931,7 +47206,7 @@
           <w:rPr>
             <w:rStyle w:val="Hyperlink"/>
           </w:rPr>
-          <w:t xml:space="preserve">Theorem 15</w:t>
+          <w:t xml:space="preserve">Theorem 18</w:t>
         </w:r>
       </w:hyperlink>
       <w:r>
@@ -46943,7 +47218,7 @@
       <w:r>
         <w:t xml:space="preserve"> </w:t>
       </w:r>
-      <w:hyperlink r:id="rId105">
+      <w:hyperlink r:id="rId108">
         <w:r>
           <w:rPr>
             <w:rStyle w:val="Hyperlink"/>
@@ -47059,7 +47334,7 @@
       <w:pPr>
         <w:numPr>
           <w:ilvl w:val="0"/>
-          <w:numId w:val="1012"/>
+          <w:numId w:val="1013"/>
         </w:numPr>
       </w:pPr>
       <w:r>
@@ -47329,7 +47604,7 @@
       <w:pPr>
         <w:numPr>
           <w:ilvl w:val="0"/>
-          <w:numId w:val="1012"/>
+          <w:numId w:val="1013"/>
         </w:numPr>
       </w:pPr>
       <w:r>
@@ -47353,7 +47628,7 @@
           <w:rPr>
             <w:rStyle w:val="Hyperlink"/>
           </w:rPr>
-          <w:t xml:space="preserve">Theorem 16</w:t>
+          <w:t xml:space="preserve">Theorem 19</w:t>
         </w:r>
       </w:hyperlink>
       <w:r>
@@ -47822,7 +48097,7 @@
         <w:t xml:space="preserve">.</w:t>
       </w:r>
     </w:p>
-    <w:bookmarkEnd w:id="140"/>
+    <w:bookmarkEnd w:id="146"/>
     <w:p>
       <w:pPr>
         <w:pStyle w:val="FirstParagraph"/>
@@ -47870,7 +48145,7 @@
         <w:t xml:space="preserve">would describe them poorly.</w:t>
       </w:r>
     </w:p>
-    <w:bookmarkStart w:id="141" w:name="exm-nb-mixture"/>
+    <w:bookmarkStart w:id="147" w:name="exm-nb-mixture"/>
     <w:p>
       <w:pPr>
         <w:pStyle w:val="BodyText"/>
@@ -48133,16 +48408,16 @@
           <w:rPr>
             <w:rStyle w:val="Hyperlink"/>
           </w:rPr>
-          <w:t xml:space="preserve">Theorem 8</w:t>
+          <w:t xml:space="preserve">Theorem 9</w:t>
         </w:r>
       </w:hyperlink>
       <w:r>
         <w:t xml:space="preserve">).</w:t>
       </w:r>
     </w:p>
-    <w:bookmarkEnd w:id="141"/>
-    <w:bookmarkEnd w:id="142"/>
-    <w:bookmarkStart w:id="146" w:name="references"/>
+    <w:bookmarkEnd w:id="147"/>
+    <w:bookmarkEnd w:id="148"/>
+    <w:bookmarkStart w:id="152" w:name="references"/>
     <w:p>
       <w:pPr>
         <w:pStyle w:val="Heading2"/>
@@ -48151,8 +48426,8 @@
         <w:t xml:space="preserve">References</w:t>
       </w:r>
     </w:p>
-    <w:bookmarkStart w:id="145" w:name="refs"/>
-    <w:bookmarkStart w:id="144" w:name="ref-CaseBerg01"/>
+    <w:bookmarkStart w:id="151" w:name="refs"/>
+    <w:bookmarkStart w:id="150" w:name="ref-CaseBerg01"/>
     <w:p>
       <w:pPr>
         <w:pStyle w:val="Bibliography"/>
@@ -48176,7 +48451,7 @@
       <w:r>
         <w:t xml:space="preserve"> </w:t>
       </w:r>
-      <w:hyperlink r:id="rId143">
+      <w:hyperlink r:id="rId149">
         <w:r>
           <w:rPr>
             <w:rStyle w:val="Hyperlink"/>
@@ -48188,9 +48463,9 @@
         <w:t xml:space="preserve">.</w:t>
       </w:r>
     </w:p>
-    <w:bookmarkEnd w:id="144"/>
-    <w:bookmarkEnd w:id="145"/>
-    <w:bookmarkEnd w:id="146"/>
+    <w:bookmarkEnd w:id="150"/>
+    <w:bookmarkEnd w:id="151"/>
+    <w:bookmarkEnd w:id="152"/>
     <w:sectPr>
       <w:footnotePr>
         <w:numRestart w:val="eachSect"/>
@@ -48441,6 +48716,9 @@
     <w:abstractNumId w:val="991"/>
   </w:num>
   <w:num w:numId="1012">
+    <w:abstractNumId w:val="991"/>
+  </w:num>
+  <w:num w:numId="1013">
     <w:abstractNumId w:val="991"/>
   </w:num>
 </w:numbering>

--- a/pr-preview/pr-121/distributions.docx
+++ b/pr-preview/pr-121/distributions.docx
@@ -15,7 +15,7 @@
         <w:pStyle w:val="Date"/>
       </w:pPr>
       <w:r>
-        <w:t xml:space="preserve">Last modified: 2026-10-13 22:26:00 (PDT)</w:t>
+        <w:t xml:space="preserve">Last modified: 2026-10-13 22:32:51 (PDT)</w:t>
       </w:r>
     </w:p>
     <w:p>
